--- a/epreuves/2026-2027/DGCAST_Sequence_1/DGCAST_F4_Geography_Seq1_2026-2027.docx
+++ b/epreuves/2026-2027/DGCAST_Sequence_1/DGCAST_F4_Geography_Seq1_2026-2027.docx
@@ -750,7 +750,7 @@
                 <w:sz w:val="20"/>
                 <w:szCs w:val="20"/>
               </w:rPr>
-              <w:t xml:space="preserve"> 2 hours</w:t>
+              <w:t xml:space="preserve"> 1 hour</w:t>
             </w:r>
           </w:p>
         </w:tc>

--- a/epreuves/2026-2027/DGCAST_Sequence_1/DGCAST_F4_Geography_Seq1_2026-2027.docx
+++ b/epreuves/2026-2027/DGCAST_Sequence_1/DGCAST_F4_Geography_Seq1_2026-2027.docx
@@ -262,7 +262,7 @@
                 <wp:inline distT="0" distB="0" distL="0" distR="0">
                   <wp:extent cx="1428750" cy="1104900"/>
                   <wp:effectExtent t="0" r="0" b="0" l="0"/>
-                  <wp:docPr id="9" name="" descr="" title=""/>
+                  <wp:docPr id="10" name="" descr="" title=""/>
                   <wp:cNvGraphicFramePr>
                     <a:graphicFrameLocks xmlns:a="http://schemas.openxmlformats.org/drawingml/2006/main" noChangeAspect="1"/>
                   </wp:cNvGraphicFramePr>
@@ -535,12 +535,94 @@
         </w:tblBorders>
       </w:tblPr>
       <w:tblGrid>
-        <w:gridCol w:w="10466"/>
+        <w:gridCol w:w="5466"/>
+        <w:gridCol w:w="500"/>
+        <w:gridCol w:w="500"/>
+        <w:gridCol w:w="4000"/>
       </w:tblGrid>
       <w:tr>
         <w:tc>
           <w:tcPr>
-            <w:tcW w:type="dxa" w:w="10466"/>
+            <w:tcW w:type="dxa" w:w="5466"/>
+            <w:tcMar>
+              <w:top w:type="dxa" w:w="50"/>
+              <w:left w:type="dxa" w:w="90"/>
+              <w:bottom w:type="dxa" w:w="50"/>
+              <w:right w:type="dxa" w:w="90"/>
+            </w:tcMar>
+            <w:vAlign w:val="center"/>
+          </w:tcPr>
+          <w:p>
+            <w:pPr>
+              <w:spacing w:after="0" w:before="0"/>
+            </w:pPr>
+            <w:r>
+              <w:rPr>
+                <w:rFonts w:ascii="Times New Roman" w:cs="Times New Roman" w:eastAsia="Times New Roman" w:hAnsi="Times New Roman"/>
+                <w:b/>
+                <w:bCs/>
+                <w:sz w:val="20"/>
+                <w:szCs w:val="20"/>
+              </w:rPr>
+              <w:t xml:space="preserve">Student’s names:</w:t>
+            </w:r>
+          </w:p>
+        </w:tc>
+        <w:tc>
+          <w:tcPr>
+            <w:tcW w:type="dxa" w:w="500"/>
+            <w:tcMar>
+              <w:top w:type="dxa" w:w="50"/>
+              <w:left w:type="dxa" w:w="90"/>
+              <w:bottom w:type="dxa" w:w="50"/>
+              <w:right w:type="dxa" w:w="90"/>
+            </w:tcMar>
+            <w:vAlign w:val="center"/>
+          </w:tcPr>
+          <w:p>
+            <w:pPr>
+              <w:spacing w:after="0" w:before="0"/>
+              <w:jc w:val="center"/>
+            </w:pPr>
+            <w:r>
+              <w:rPr>
+                <w:rFonts w:ascii="Times New Roman" w:cs="Times New Roman" w:eastAsia="Times New Roman" w:hAnsi="Times New Roman"/>
+                <w:sz w:val="20"/>
+                <w:szCs w:val="20"/>
+              </w:rPr>
+              <w:t xml:space="preserve">F</w:t>
+            </w:r>
+          </w:p>
+        </w:tc>
+        <w:tc>
+          <w:tcPr>
+            <w:tcW w:type="dxa" w:w="500"/>
+            <w:tcMar>
+              <w:top w:type="dxa" w:w="50"/>
+              <w:left w:type="dxa" w:w="90"/>
+              <w:bottom w:type="dxa" w:w="50"/>
+              <w:right w:type="dxa" w:w="90"/>
+            </w:tcMar>
+            <w:vAlign w:val="center"/>
+          </w:tcPr>
+          <w:p>
+            <w:pPr>
+              <w:spacing w:after="0" w:before="0"/>
+              <w:jc w:val="center"/>
+            </w:pPr>
+            <w:r>
+              <w:rPr>
+                <w:rFonts w:ascii="Times New Roman" w:cs="Times New Roman" w:eastAsia="Times New Roman" w:hAnsi="Times New Roman"/>
+                <w:sz w:val="20"/>
+                <w:szCs w:val="20"/>
+              </w:rPr>
+              <w:t xml:space="preserve">M</w:t>
+            </w:r>
+          </w:p>
+        </w:tc>
+        <w:tc>
+          <w:tcPr>
+            <w:tcW w:type="dxa" w:w="4000"/>
             <w:tcMar>
               <w:top w:type="dxa" w:w="50"/>
               <w:left w:type="dxa" w:w="90"/>
@@ -803,185 +885,12 @@
                 <w:sz w:val="20"/>
                 <w:szCs w:val="20"/>
               </w:rPr>
-              <w:t xml:space="preserve"> Learners are able to explain the characteristics of biomes and to manage soils sustainably.</w:t>
+              <w:t xml:space="preserve"> Learners are able to explain the structure of the Earth and the landforms produced by earth processes.</w:t>
             </w:r>
           </w:p>
         </w:tc>
       </w:tr>
     </w:tbl>
-    <w:p>
-      <w:pPr>
-        <w:spacing w:after="40" w:before="160"/>
-        <w:jc w:val="center"/>
-      </w:pPr>
-      <w:r>
-        <w:rPr>
-          <w:rFonts w:ascii="Times New Roman" w:cs="Times New Roman" w:eastAsia="Times New Roman" w:hAnsi="Times New Roman"/>
-          <w:b/>
-          <w:bCs/>
-          <w:sz w:val="24"/>
-          <w:szCs w:val="24"/>
-        </w:rPr>
-        <w:t xml:space="preserve">FIRST SEQUENCE EVALUATION – SCHOOL YEAR 2026-2027</w:t>
-      </w:r>
-    </w:p>
-    <w:p>
-      <w:pPr>
-        <w:spacing w:after="80" w:before="0"/>
-        <w:jc w:val="center"/>
-      </w:pPr>
-      <w:r>
-        <w:rPr>
-          <w:rFonts w:ascii="Times New Roman" w:cs="Times New Roman" w:eastAsia="Times New Roman" w:hAnsi="Times New Roman"/>
-          <w:b/>
-          <w:bCs/>
-          <w:sz w:val="26"/>
-          <w:szCs w:val="26"/>
-        </w:rPr>
-        <w:t xml:space="preserve">GEOGRAPHY DEPARTMENT</w:t>
-      </w:r>
-    </w:p>
-    <w:p>
-      <w:pPr>
-        <w:spacing w:after="20" w:before="0"/>
-        <w:jc w:val="center"/>
-      </w:pPr>
-      <w:r>
-        <w:rPr>
-          <w:rFonts w:ascii="Times New Roman" w:cs="Times New Roman" w:eastAsia="Times New Roman" w:hAnsi="Times New Roman"/>
-          <w:b/>
-          <w:bCs/>
-          <w:sz w:val="22"/>
-          <w:szCs w:val="22"/>
-        </w:rPr>
-        <w:t xml:space="preserve">INSTRUCTIONS TO CANDIDATES</w:t>
-      </w:r>
-    </w:p>
-    <w:p>
-      <w:pPr>
-        <w:spacing w:after="20" w:before="0"/>
-        <w:jc w:val="center"/>
-      </w:pPr>
-      <w:r>
-        <w:rPr>
-          <w:rFonts w:ascii="Times New Roman" w:cs="Times New Roman" w:eastAsia="Times New Roman" w:hAnsi="Times New Roman"/>
-          <w:i/>
-          <w:iCs/>
-          <w:sz w:val="22"/>
-          <w:szCs w:val="22"/>
-        </w:rPr>
-        <w:t xml:space="preserve">This paper has two sections, A and B. Answer ALL the questions in each section.</w:t>
-      </w:r>
-    </w:p>
-    <w:p>
-      <w:pPr>
-        <w:spacing w:after="20" w:before="0"/>
-        <w:jc w:val="center"/>
-      </w:pPr>
-      <w:r>
-        <w:rPr>
-          <w:rFonts w:ascii="Times New Roman" w:cs="Times New Roman" w:eastAsia="Times New Roman" w:hAnsi="Times New Roman"/>
-          <w:i/>
-          <w:iCs/>
-          <w:sz w:val="22"/>
-          <w:szCs w:val="22"/>
-        </w:rPr>
-        <w:t xml:space="preserve">Answer each section on a separate answer sheet.</w:t>
-      </w:r>
-    </w:p>
-    <w:p>
-      <w:pPr>
-        <w:spacing w:after="20" w:before="0"/>
-        <w:jc w:val="center"/>
-      </w:pPr>
-      <w:r>
-        <w:rPr>
-          <w:rFonts w:ascii="Times New Roman" w:cs="Times New Roman" w:eastAsia="Times New Roman" w:hAnsi="Times New Roman"/>
-          <w:i/>
-          <w:iCs/>
-          <w:sz w:val="22"/>
-          <w:szCs w:val="22"/>
-        </w:rPr>
-        <w:t xml:space="preserve">The number of marks is given in brackets at the end of each question.</w:t>
-      </w:r>
-    </w:p>
-    <w:p>
-      <w:pPr>
-        <w:pBdr>
-          <w:bottom w:val="single" w:color="000000" w:sz="6" w:space="4"/>
-        </w:pBdr>
-        <w:spacing w:after="120"/>
-      </w:pPr>
-    </w:p>
-    <w:p>
-      <w:pPr>
-        <w:keepNext/>
-        <w:spacing w:after="80" w:before="160"/>
-        <w:jc w:val="center"/>
-      </w:pPr>
-      <w:r>
-        <w:rPr>
-          <w:rFonts w:ascii="Times New Roman" w:cs="Times New Roman" w:eastAsia="Times New Roman" w:hAnsi="Times New Roman"/>
-          <w:b/>
-          <w:bCs/>
-          <w:sz w:val="24"/>
-          <w:szCs w:val="24"/>
-        </w:rPr>
-        <w:t xml:space="preserve">SECTION A: PHYSICAL GEOGRAPHY (20 marks)</w:t>
-      </w:r>
-    </w:p>
-    <w:p>
-      <w:pPr>
-        <w:keepNext/>
-        <w:spacing w:after="80" w:before="160"/>
-      </w:pPr>
-      <w:r>
-        <w:rPr>
-          <w:rFonts w:ascii="Times New Roman" w:cs="Times New Roman" w:eastAsia="Times New Roman" w:hAnsi="Times New Roman"/>
-          <w:b/>
-          <w:bCs/>
-          <w:sz w:val="24"/>
-          <w:szCs w:val="24"/>
-        </w:rPr>
-        <w:t xml:space="preserve">QUESTION 1 (10 marks)</w:t>
-      </w:r>
-    </w:p>
-    <w:p>
-      <w:pPr>
-        <w:tabs>
-          <w:tab w:val="left" w:pos="1000"/>
-          <w:tab w:val="left" w:pos="1500"/>
-        </w:tabs>
-        <w:spacing w:after="70" w:line="300"/>
-        <w:ind w:left="1000" w:hanging="600"/>
-      </w:pPr>
-      <w:r>
-        <w:rPr>
-          <w:rFonts w:ascii="Times New Roman" w:cs="Times New Roman" w:eastAsia="Times New Roman" w:hAnsi="Times New Roman"/>
-          <w:sz w:val="24"/>
-          <w:szCs w:val="24"/>
-        </w:rPr>
-        <w:t xml:space="preserve">	Study </w:t>
-      </w:r>
-      <w:r>
-        <w:rPr>
-          <w:rFonts w:ascii="Times New Roman" w:cs="Times New Roman" w:eastAsia="Times New Roman" w:hAnsi="Times New Roman"/>
-          <w:b/>
-          <w:bCs/>
-          <w:sz w:val="24"/>
-          <w:szCs w:val="24"/>
-        </w:rPr>
-        <w:t xml:space="preserve">Table 1</w:t>
-      </w:r>
-      <w:r>
-        <w:rPr>
-          <w:rFonts w:ascii="Times New Roman" w:cs="Times New Roman" w:eastAsia="Times New Roman" w:hAnsi="Times New Roman"/>
-          <w:sz w:val="24"/>
-          <w:szCs w:val="24"/>
-        </w:rPr>
-        <w:t xml:space="preserve"> below, which shows the climate data of a station X in Africa.</w:t>
-      </w:r>
-    </w:p>
     <w:tbl>
       <w:tblPr>
         <w:tblW w:type="dxa" w:w="10466"/>
@@ -995,25 +904,13 @@
         </w:tblBorders>
       </w:tblPr>
       <w:tblGrid>
-        <w:gridCol w:w="1966"/>
-        <w:gridCol w:w="708"/>
-        <w:gridCol w:w="708"/>
-        <w:gridCol w:w="708"/>
-        <w:gridCol w:w="708"/>
-        <w:gridCol w:w="708"/>
-        <w:gridCol w:w="708"/>
-        <w:gridCol w:w="708"/>
-        <w:gridCol w:w="708"/>
-        <w:gridCol w:w="708"/>
-        <w:gridCol w:w="708"/>
-        <w:gridCol w:w="708"/>
-        <w:gridCol w:w="708"/>
+        <w:gridCol w:w="5233"/>
+        <w:gridCol w:w="5233"/>
       </w:tblGrid>
       <w:tr>
         <w:tc>
           <w:tcPr>
-            <w:tcW w:type="dxa" w:w="1966"/>
-            <w:shd w:fill="D9D9D9" w:color="auto" w:val="clear"/>
+            <w:tcW w:type="dxa" w:w="5233"/>
             <w:tcMar>
               <w:top w:type="dxa" w:w="50"/>
               <w:left w:type="dxa" w:w="90"/>
@@ -1034,14 +931,13 @@
                 <w:sz w:val="20"/>
                 <w:szCs w:val="20"/>
               </w:rPr>
-              <w:t xml:space="preserve">Month</w:t>
-            </w:r>
-          </w:p>
-        </w:tc>
-        <w:tc>
-          <w:tcPr>
-            <w:tcW w:type="dxa" w:w="708"/>
-            <w:shd w:fill="D9D9D9" w:color="auto" w:val="clear"/>
+              <w:t xml:space="preserve">Student performance:</w:t>
+            </w:r>
+          </w:p>
+        </w:tc>
+        <w:tc>
+          <w:tcPr>
+            <w:tcW w:type="dxa" w:w="5233"/>
             <w:tcMar>
               <w:top w:type="dxa" w:w="50"/>
               <w:left w:type="dxa" w:w="90"/>
@@ -1063,14 +959,37 @@
                 <w:sz w:val="20"/>
                 <w:szCs w:val="20"/>
               </w:rPr>
-              <w:t xml:space="preserve">J</w:t>
-            </w:r>
-          </w:p>
-        </w:tc>
-        <w:tc>
-          <w:tcPr>
-            <w:tcW w:type="dxa" w:w="708"/>
-            <w:shd w:fill="D9D9D9" w:color="auto" w:val="clear"/>
+              <w:t xml:space="preserve">Remarks</w:t>
+            </w:r>
+          </w:p>
+        </w:tc>
+      </w:tr>
+    </w:tbl>
+    <w:tbl>
+      <w:tblPr>
+        <w:tblW w:type="dxa" w:w="10466"/>
+        <w:tblBorders>
+          <w:top w:val="single" w:color="000000" w:sz="4"/>
+          <w:left w:val="single" w:color="000000" w:sz="4"/>
+          <w:bottom w:val="single" w:color="000000" w:sz="4"/>
+          <w:right w:val="single" w:color="000000" w:sz="4"/>
+          <w:insideH w:val="single" w:color="000000" w:sz="4"/>
+          <w:insideV w:val="single" w:color="000000" w:sz="4"/>
+        </w:tblBorders>
+      </w:tblPr>
+      <w:tblGrid>
+        <w:gridCol w:w="2600"/>
+        <w:gridCol w:w="2633"/>
+        <w:gridCol w:w="1046"/>
+        <w:gridCol w:w="1046"/>
+        <w:gridCol w:w="1047"/>
+        <w:gridCol w:w="1047"/>
+        <w:gridCol w:w="1047"/>
+      </w:tblGrid>
+      <w:tr>
+        <w:tc>
+          <w:tcPr>
+            <w:tcW w:type="dxa" w:w="2600"/>
             <w:tcMar>
               <w:top w:type="dxa" w:w="50"/>
               <w:left w:type="dxa" w:w="90"/>
@@ -1082,7 +1001,6 @@
           <w:p>
             <w:pPr>
               <w:spacing w:after="0" w:before="0"/>
-              <w:jc w:val="center"/>
             </w:pPr>
             <w:r>
               <w:rPr>
@@ -1092,14 +1010,13 @@
                 <w:sz w:val="20"/>
                 <w:szCs w:val="20"/>
               </w:rPr>
-              <w:t xml:space="preserve">F</w:t>
-            </w:r>
-          </w:p>
-        </w:tc>
-        <w:tc>
-          <w:tcPr>
-            <w:tcW w:type="dxa" w:w="708"/>
-            <w:shd w:fill="D9D9D9" w:color="auto" w:val="clear"/>
+              <w:t xml:space="preserve">Mark/20:</w:t>
+            </w:r>
+          </w:p>
+        </w:tc>
+        <w:tc>
+          <w:tcPr>
+            <w:tcW w:type="dxa" w:w="2633"/>
             <w:tcMar>
               <w:top w:type="dxa" w:w="50"/>
               <w:left w:type="dxa" w:w="90"/>
@@ -1111,7 +1028,6 @@
           <w:p>
             <w:pPr>
               <w:spacing w:after="0" w:before="0"/>
-              <w:jc w:val="center"/>
             </w:pPr>
             <w:r>
               <w:rPr>
@@ -1121,14 +1037,13 @@
                 <w:sz w:val="20"/>
                 <w:szCs w:val="20"/>
               </w:rPr>
-              <w:t xml:space="preserve">M</w:t>
-            </w:r>
-          </w:p>
-        </w:tc>
-        <w:tc>
-          <w:tcPr>
-            <w:tcW w:type="dxa" w:w="708"/>
-            <w:shd w:fill="D9D9D9" w:color="auto" w:val="clear"/>
+              <w:t xml:space="preserve">Grade:</w:t>
+            </w:r>
+          </w:p>
+        </w:tc>
+        <w:tc>
+          <w:tcPr>
+            <w:tcW w:type="dxa" w:w="1046"/>
             <w:tcMar>
               <w:top w:type="dxa" w:w="50"/>
               <w:left w:type="dxa" w:w="90"/>
@@ -1145,19 +1060,16 @@
             <w:r>
               <w:rPr>
                 <w:rFonts w:ascii="Times New Roman" w:cs="Times New Roman" w:eastAsia="Times New Roman" w:hAnsi="Times New Roman"/>
-                <w:b/>
-                <w:bCs/>
                 <w:sz w:val="20"/>
                 <w:szCs w:val="20"/>
               </w:rPr>
-              <w:t xml:space="preserve">A</w:t>
-            </w:r>
-          </w:p>
-        </w:tc>
-        <w:tc>
-          <w:tcPr>
-            <w:tcW w:type="dxa" w:w="708"/>
-            <w:shd w:fill="D9D9D9" w:color="auto" w:val="clear"/>
+              <w:t xml:space="preserve">CVWA</w:t>
+            </w:r>
+          </w:p>
+        </w:tc>
+        <w:tc>
+          <w:tcPr>
+            <w:tcW w:type="dxa" w:w="1046"/>
             <w:tcMar>
               <w:top w:type="dxa" w:w="50"/>
               <w:left w:type="dxa" w:w="90"/>
@@ -1174,19 +1086,16 @@
             <w:r>
               <w:rPr>
                 <w:rFonts w:ascii="Times New Roman" w:cs="Times New Roman" w:eastAsia="Times New Roman" w:hAnsi="Times New Roman"/>
-                <w:b/>
-                <w:bCs/>
                 <w:sz w:val="20"/>
                 <w:szCs w:val="20"/>
               </w:rPr>
-              <w:t xml:space="preserve">M</w:t>
-            </w:r>
-          </w:p>
-        </w:tc>
-        <w:tc>
-          <w:tcPr>
-            <w:tcW w:type="dxa" w:w="708"/>
-            <w:shd w:fill="D9D9D9" w:color="auto" w:val="clear"/>
+              <w:t xml:space="preserve">CWA</w:t>
+            </w:r>
+          </w:p>
+        </w:tc>
+        <w:tc>
+          <w:tcPr>
+            <w:tcW w:type="dxa" w:w="1047"/>
             <w:tcMar>
               <w:top w:type="dxa" w:w="50"/>
               <w:left w:type="dxa" w:w="90"/>
@@ -1203,19 +1112,16 @@
             <w:r>
               <w:rPr>
                 <w:rFonts w:ascii="Times New Roman" w:cs="Times New Roman" w:eastAsia="Times New Roman" w:hAnsi="Times New Roman"/>
-                <w:b/>
-                <w:bCs/>
                 <w:sz w:val="20"/>
                 <w:szCs w:val="20"/>
               </w:rPr>
-              <w:t xml:space="preserve">J</w:t>
-            </w:r>
-          </w:p>
-        </w:tc>
-        <w:tc>
-          <w:tcPr>
-            <w:tcW w:type="dxa" w:w="708"/>
-            <w:shd w:fill="D9D9D9" w:color="auto" w:val="clear"/>
+              <w:t xml:space="preserve">CA</w:t>
+            </w:r>
+          </w:p>
+        </w:tc>
+        <w:tc>
+          <w:tcPr>
+            <w:tcW w:type="dxa" w:w="1047"/>
             <w:tcMar>
               <w:top w:type="dxa" w:w="50"/>
               <w:left w:type="dxa" w:w="90"/>
@@ -1232,19 +1138,16 @@
             <w:r>
               <w:rPr>
                 <w:rFonts w:ascii="Times New Roman" w:cs="Times New Roman" w:eastAsia="Times New Roman" w:hAnsi="Times New Roman"/>
-                <w:b/>
-                <w:bCs/>
                 <w:sz w:val="20"/>
                 <w:szCs w:val="20"/>
               </w:rPr>
-              <w:t xml:space="preserve">J</w:t>
-            </w:r>
-          </w:p>
-        </w:tc>
-        <w:tc>
-          <w:tcPr>
-            <w:tcW w:type="dxa" w:w="708"/>
-            <w:shd w:fill="D9D9D9" w:color="auto" w:val="clear"/>
+              <w:t xml:space="preserve">CAA</w:t>
+            </w:r>
+          </w:p>
+        </w:tc>
+        <w:tc>
+          <w:tcPr>
+            <w:tcW w:type="dxa" w:w="1047"/>
             <w:tcMar>
               <w:top w:type="dxa" w:w="50"/>
               <w:left w:type="dxa" w:w="90"/>
@@ -1261,19 +1164,36 @@
             <w:r>
               <w:rPr>
                 <w:rFonts w:ascii="Times New Roman" w:cs="Times New Roman" w:eastAsia="Times New Roman" w:hAnsi="Times New Roman"/>
-                <w:b/>
-                <w:bCs/>
                 <w:sz w:val="20"/>
                 <w:szCs w:val="20"/>
               </w:rPr>
-              <w:t xml:space="preserve">A</w:t>
-            </w:r>
-          </w:p>
-        </w:tc>
-        <w:tc>
-          <w:tcPr>
-            <w:tcW w:type="dxa" w:w="708"/>
-            <w:shd w:fill="D9D9D9" w:color="auto" w:val="clear"/>
+              <w:t xml:space="preserve">CNA</w:t>
+            </w:r>
+          </w:p>
+        </w:tc>
+      </w:tr>
+    </w:tbl>
+    <w:tbl>
+      <w:tblPr>
+        <w:tblW w:type="dxa" w:w="10466"/>
+        <w:tblBorders>
+          <w:top w:val="single" w:color="000000" w:sz="4"/>
+          <w:left w:val="single" w:color="000000" w:sz="4"/>
+          <w:bottom w:val="single" w:color="000000" w:sz="4"/>
+          <w:right w:val="single" w:color="000000" w:sz="4"/>
+          <w:insideH w:val="single" w:color="000000" w:sz="4"/>
+          <w:insideV w:val="single" w:color="000000" w:sz="4"/>
+        </w:tblBorders>
+      </w:tblPr>
+      <w:tblGrid>
+        <w:gridCol w:w="3000"/>
+        <w:gridCol w:w="3733"/>
+        <w:gridCol w:w="3733"/>
+      </w:tblGrid>
+      <w:tr>
+        <w:tc>
+          <w:tcPr>
+            <w:tcW w:type="dxa" w:w="3000"/>
             <w:tcMar>
               <w:top w:type="dxa" w:w="50"/>
               <w:left w:type="dxa" w:w="90"/>
@@ -1285,53 +1205,35 @@
           <w:p>
             <w:pPr>
               <w:spacing w:after="0" w:before="0"/>
-              <w:jc w:val="center"/>
-            </w:pPr>
-            <w:r>
-              <w:rPr>
-                <w:rFonts w:ascii="Times New Roman" w:cs="Times New Roman" w:eastAsia="Times New Roman" w:hAnsi="Times New Roman"/>
-                <w:b/>
-                <w:bCs/>
+            </w:pPr>
+            <w:r>
+              <w:rPr>
+                <w:rFonts w:ascii="Times New Roman" w:cs="Times New Roman" w:eastAsia="Times New Roman" w:hAnsi="Times New Roman"/>
                 <w:sz w:val="20"/>
                 <w:szCs w:val="20"/>
               </w:rPr>
-              <w:t xml:space="preserve">S</w:t>
-            </w:r>
-          </w:p>
-        </w:tc>
-        <w:tc>
-          <w:tcPr>
-            <w:tcW w:type="dxa" w:w="708"/>
-            <w:shd w:fill="D9D9D9" w:color="auto" w:val="clear"/>
-            <w:tcMar>
-              <w:top w:type="dxa" w:w="50"/>
-              <w:left w:type="dxa" w:w="90"/>
-              <w:bottom w:type="dxa" w:w="50"/>
-              <w:right w:type="dxa" w:w="90"/>
-            </w:tcMar>
-            <w:vAlign w:val="center"/>
-          </w:tcPr>
-          <w:p>
-            <w:pPr>
-              <w:spacing w:after="0" w:before="0"/>
-              <w:jc w:val="center"/>
-            </w:pPr>
-            <w:r>
-              <w:rPr>
-                <w:rFonts w:ascii="Times New Roman" w:cs="Times New Roman" w:eastAsia="Times New Roman" w:hAnsi="Times New Roman"/>
-                <w:b/>
-                <w:bCs/>
+              <w:t xml:space="preserve">Seal of the school</w:t>
+            </w:r>
+          </w:p>
+          <w:p>
+            <w:pPr>
+              <w:spacing w:after="0" w:before="0"/>
+            </w:pPr>
+            <w:r>
+              <w:rPr>
+                <w:rFonts w:ascii="Times New Roman" w:cs="Times New Roman" w:eastAsia="Times New Roman" w:hAnsi="Times New Roman"/>
+                <w:i/>
+                <w:iCs/>
                 <w:sz w:val="20"/>
                 <w:szCs w:val="20"/>
               </w:rPr>
-              <w:t xml:space="preserve">O</w:t>
-            </w:r>
-          </w:p>
-        </w:tc>
-        <w:tc>
-          <w:tcPr>
-            <w:tcW w:type="dxa" w:w="708"/>
-            <w:shd w:fill="D9D9D9" w:color="auto" w:val="clear"/>
+              <w:t xml:space="preserve">HARDWORK – DILIGENCE – SUCCESS</w:t>
+            </w:r>
+          </w:p>
+        </w:tc>
+        <w:tc>
+          <w:tcPr>
+            <w:tcW w:type="dxa" w:w="3733"/>
             <w:tcMar>
               <w:top w:type="dxa" w:w="50"/>
               <w:left w:type="dxa" w:w="90"/>
@@ -1343,81 +1245,46 @@
           <w:p>
             <w:pPr>
               <w:spacing w:after="0" w:before="0"/>
-              <w:jc w:val="center"/>
-            </w:pPr>
-            <w:r>
-              <w:rPr>
-                <w:rFonts w:ascii="Times New Roman" w:cs="Times New Roman" w:eastAsia="Times New Roman" w:hAnsi="Times New Roman"/>
-                <w:b/>
-                <w:bCs/>
+            </w:pPr>
+            <w:r>
+              <w:rPr>
+                <w:rFonts w:ascii="Times New Roman" w:cs="Times New Roman" w:eastAsia="Times New Roman" w:hAnsi="Times New Roman"/>
                 <w:sz w:val="20"/>
                 <w:szCs w:val="20"/>
               </w:rPr>
-              <w:t xml:space="preserve">N</w:t>
-            </w:r>
-          </w:p>
-        </w:tc>
-        <w:tc>
-          <w:tcPr>
-            <w:tcW w:type="dxa" w:w="708"/>
-            <w:shd w:fill="D9D9D9" w:color="auto" w:val="clear"/>
-            <w:tcMar>
-              <w:top w:type="dxa" w:w="50"/>
-              <w:left w:type="dxa" w:w="90"/>
-              <w:bottom w:type="dxa" w:w="50"/>
-              <w:right w:type="dxa" w:w="90"/>
-            </w:tcMar>
-            <w:vAlign w:val="center"/>
-          </w:tcPr>
-          <w:p>
-            <w:pPr>
-              <w:spacing w:after="0" w:before="0"/>
-              <w:jc w:val="center"/>
-            </w:pPr>
-            <w:r>
-              <w:rPr>
-                <w:rFonts w:ascii="Times New Roman" w:cs="Times New Roman" w:eastAsia="Times New Roman" w:hAnsi="Times New Roman"/>
-                <w:b/>
-                <w:bCs/>
+              <w:t xml:space="preserve">Signature, name and comments of the teacher:</w:t>
+            </w:r>
+          </w:p>
+          <w:p>
+            <w:pPr>
+              <w:spacing w:after="0" w:before="0"/>
+            </w:pPr>
+            <w:r>
+              <w:rPr>
+                <w:rFonts w:ascii="Times New Roman" w:cs="Times New Roman" w:eastAsia="Times New Roman" w:hAnsi="Times New Roman"/>
                 <w:sz w:val="20"/>
                 <w:szCs w:val="20"/>
               </w:rPr>
-              <w:t xml:space="preserve">D</w:t>
-            </w:r>
-          </w:p>
-        </w:tc>
-      </w:tr>
-      <w:tr>
-        <w:tc>
-          <w:tcPr>
-            <w:tcW w:type="dxa" w:w="1966"/>
-            <w:tcMar>
-              <w:top w:type="dxa" w:w="50"/>
-              <w:left w:type="dxa" w:w="90"/>
-              <w:bottom w:type="dxa" w:w="50"/>
-              <w:right w:type="dxa" w:w="90"/>
-            </w:tcMar>
-            <w:vAlign w:val="center"/>
-          </w:tcPr>
-          <w:p>
-            <w:pPr>
-              <w:spacing w:after="0" w:before="0"/>
-            </w:pPr>
-            <w:r>
-              <w:rPr>
-                <w:rFonts w:ascii="Times New Roman" w:cs="Times New Roman" w:eastAsia="Times New Roman" w:hAnsi="Times New Roman"/>
-                <w:b/>
-                <w:bCs/>
+              <w:t xml:space="preserve"> </w:t>
+            </w:r>
+          </w:p>
+          <w:p>
+            <w:pPr>
+              <w:spacing w:after="0" w:before="0"/>
+            </w:pPr>
+            <w:r>
+              <w:rPr>
+                <w:rFonts w:ascii="Times New Roman" w:cs="Times New Roman" w:eastAsia="Times New Roman" w:hAnsi="Times New Roman"/>
                 <w:sz w:val="20"/>
                 <w:szCs w:val="20"/>
               </w:rPr>
-              <w:t xml:space="preserve">Temperature (°C)</w:t>
-            </w:r>
-          </w:p>
-        </w:tc>
-        <w:tc>
-          <w:tcPr>
-            <w:tcW w:type="dxa" w:w="708"/>
+              <w:t xml:space="preserve"> </w:t>
+            </w:r>
+          </w:p>
+        </w:tc>
+        <w:tc>
+          <w:tcPr>
+            <w:tcW w:type="dxa" w:w="3733"/>
             <w:tcMar>
               <w:top w:type="dxa" w:w="50"/>
               <w:left w:type="dxa" w:w="90"/>
@@ -1429,7 +1296,6 @@
           <w:p>
             <w:pPr>
               <w:spacing w:after="0" w:before="0"/>
-              <w:jc w:val="center"/>
             </w:pPr>
             <w:r>
               <w:rPr>
@@ -1437,25 +1303,12 @@
                 <w:sz w:val="20"/>
                 <w:szCs w:val="20"/>
               </w:rPr>
-              <w:t xml:space="preserve">27</w:t>
-            </w:r>
-          </w:p>
-        </w:tc>
-        <w:tc>
-          <w:tcPr>
-            <w:tcW w:type="dxa" w:w="708"/>
-            <w:tcMar>
-              <w:top w:type="dxa" w:w="50"/>
-              <w:left w:type="dxa" w:w="90"/>
-              <w:bottom w:type="dxa" w:w="50"/>
-              <w:right w:type="dxa" w:w="90"/>
-            </w:tcMar>
-            <w:vAlign w:val="center"/>
-          </w:tcPr>
-          <w:p>
-            <w:pPr>
-              <w:spacing w:after="0" w:before="0"/>
-              <w:jc w:val="center"/>
+              <w:t xml:space="preserve">Signature and name of parent/guardian:</w:t>
+            </w:r>
+          </w:p>
+          <w:p>
+            <w:pPr>
+              <w:spacing w:after="0" w:before="0"/>
             </w:pPr>
             <w:r>
               <w:rPr>
@@ -1463,25 +1316,12 @@
                 <w:sz w:val="20"/>
                 <w:szCs w:val="20"/>
               </w:rPr>
-              <w:t xml:space="preserve">30</w:t>
-            </w:r>
-          </w:p>
-        </w:tc>
-        <w:tc>
-          <w:tcPr>
-            <w:tcW w:type="dxa" w:w="708"/>
-            <w:tcMar>
-              <w:top w:type="dxa" w:w="50"/>
-              <w:left w:type="dxa" w:w="90"/>
-              <w:bottom w:type="dxa" w:w="50"/>
-              <w:right w:type="dxa" w:w="90"/>
-            </w:tcMar>
-            <w:vAlign w:val="center"/>
-          </w:tcPr>
-          <w:p>
-            <w:pPr>
-              <w:spacing w:after="0" w:before="0"/>
-              <w:jc w:val="center"/>
+              <w:t xml:space="preserve"> </w:t>
+            </w:r>
+          </w:p>
+          <w:p>
+            <w:pPr>
+              <w:spacing w:after="0" w:before="0"/>
             </w:pPr>
             <w:r>
               <w:rPr>
@@ -1489,582 +1329,7 @@
                 <w:sz w:val="20"/>
                 <w:szCs w:val="20"/>
               </w:rPr>
-              <w:t xml:space="preserve">33</w:t>
-            </w:r>
-          </w:p>
-        </w:tc>
-        <w:tc>
-          <w:tcPr>
-            <w:tcW w:type="dxa" w:w="708"/>
-            <w:tcMar>
-              <w:top w:type="dxa" w:w="50"/>
-              <w:left w:type="dxa" w:w="90"/>
-              <w:bottom w:type="dxa" w:w="50"/>
-              <w:right w:type="dxa" w:w="90"/>
-            </w:tcMar>
-            <w:vAlign w:val="center"/>
-          </w:tcPr>
-          <w:p>
-            <w:pPr>
-              <w:spacing w:after="0" w:before="0"/>
-              <w:jc w:val="center"/>
-            </w:pPr>
-            <w:r>
-              <w:rPr>
-                <w:rFonts w:ascii="Times New Roman" w:cs="Times New Roman" w:eastAsia="Times New Roman" w:hAnsi="Times New Roman"/>
-                <w:sz w:val="20"/>
-                <w:szCs w:val="20"/>
-              </w:rPr>
-              <w:t xml:space="preserve">33</w:t>
-            </w:r>
-          </w:p>
-        </w:tc>
-        <w:tc>
-          <w:tcPr>
-            <w:tcW w:type="dxa" w:w="708"/>
-            <w:tcMar>
-              <w:top w:type="dxa" w:w="50"/>
-              <w:left w:type="dxa" w:w="90"/>
-              <w:bottom w:type="dxa" w:w="50"/>
-              <w:right w:type="dxa" w:w="90"/>
-            </w:tcMar>
-            <w:vAlign w:val="center"/>
-          </w:tcPr>
-          <w:p>
-            <w:pPr>
-              <w:spacing w:after="0" w:before="0"/>
-              <w:jc w:val="center"/>
-            </w:pPr>
-            <w:r>
-              <w:rPr>
-                <w:rFonts w:ascii="Times New Roman" w:cs="Times New Roman" w:eastAsia="Times New Roman" w:hAnsi="Times New Roman"/>
-                <w:sz w:val="20"/>
-                <w:szCs w:val="20"/>
-              </w:rPr>
-              <w:t xml:space="preserve">30</w:t>
-            </w:r>
-          </w:p>
-        </w:tc>
-        <w:tc>
-          <w:tcPr>
-            <w:tcW w:type="dxa" w:w="708"/>
-            <w:tcMar>
-              <w:top w:type="dxa" w:w="50"/>
-              <w:left w:type="dxa" w:w="90"/>
-              <w:bottom w:type="dxa" w:w="50"/>
-              <w:right w:type="dxa" w:w="90"/>
-            </w:tcMar>
-            <w:vAlign w:val="center"/>
-          </w:tcPr>
-          <w:p>
-            <w:pPr>
-              <w:spacing w:after="0" w:before="0"/>
-              <w:jc w:val="center"/>
-            </w:pPr>
-            <w:r>
-              <w:rPr>
-                <w:rFonts w:ascii="Times New Roman" w:cs="Times New Roman" w:eastAsia="Times New Roman" w:hAnsi="Times New Roman"/>
-                <w:sz w:val="20"/>
-                <w:szCs w:val="20"/>
-              </w:rPr>
-              <w:t xml:space="preserve">27</w:t>
-            </w:r>
-          </w:p>
-        </w:tc>
-        <w:tc>
-          <w:tcPr>
-            <w:tcW w:type="dxa" w:w="708"/>
-            <w:tcMar>
-              <w:top w:type="dxa" w:w="50"/>
-              <w:left w:type="dxa" w:w="90"/>
-              <w:bottom w:type="dxa" w:w="50"/>
-              <w:right w:type="dxa" w:w="90"/>
-            </w:tcMar>
-            <w:vAlign w:val="center"/>
-          </w:tcPr>
-          <w:p>
-            <w:pPr>
-              <w:spacing w:after="0" w:before="0"/>
-              <w:jc w:val="center"/>
-            </w:pPr>
-            <w:r>
-              <w:rPr>
-                <w:rFonts w:ascii="Times New Roman" w:cs="Times New Roman" w:eastAsia="Times New Roman" w:hAnsi="Times New Roman"/>
-                <w:sz w:val="20"/>
-                <w:szCs w:val="20"/>
-              </w:rPr>
-              <w:t xml:space="preserve">26</w:t>
-            </w:r>
-          </w:p>
-        </w:tc>
-        <w:tc>
-          <w:tcPr>
-            <w:tcW w:type="dxa" w:w="708"/>
-            <w:tcMar>
-              <w:top w:type="dxa" w:w="50"/>
-              <w:left w:type="dxa" w:w="90"/>
-              <w:bottom w:type="dxa" w:w="50"/>
-              <w:right w:type="dxa" w:w="90"/>
-            </w:tcMar>
-            <w:vAlign w:val="center"/>
-          </w:tcPr>
-          <w:p>
-            <w:pPr>
-              <w:spacing w:after="0" w:before="0"/>
-              <w:jc w:val="center"/>
-            </w:pPr>
-            <w:r>
-              <w:rPr>
-                <w:rFonts w:ascii="Times New Roman" w:cs="Times New Roman" w:eastAsia="Times New Roman" w:hAnsi="Times New Roman"/>
-                <w:sz w:val="20"/>
-                <w:szCs w:val="20"/>
-              </w:rPr>
-              <w:t xml:space="preserve">26</w:t>
-            </w:r>
-          </w:p>
-        </w:tc>
-        <w:tc>
-          <w:tcPr>
-            <w:tcW w:type="dxa" w:w="708"/>
-            <w:tcMar>
-              <w:top w:type="dxa" w:w="50"/>
-              <w:left w:type="dxa" w:w="90"/>
-              <w:bottom w:type="dxa" w:w="50"/>
-              <w:right w:type="dxa" w:w="90"/>
-            </w:tcMar>
-            <w:vAlign w:val="center"/>
-          </w:tcPr>
-          <w:p>
-            <w:pPr>
-              <w:spacing w:after="0" w:before="0"/>
-              <w:jc w:val="center"/>
-            </w:pPr>
-            <w:r>
-              <w:rPr>
-                <w:rFonts w:ascii="Times New Roman" w:cs="Times New Roman" w:eastAsia="Times New Roman" w:hAnsi="Times New Roman"/>
-                <w:sz w:val="20"/>
-                <w:szCs w:val="20"/>
-              </w:rPr>
-              <w:t xml:space="preserve">26</w:t>
-            </w:r>
-          </w:p>
-        </w:tc>
-        <w:tc>
-          <w:tcPr>
-            <w:tcW w:type="dxa" w:w="708"/>
-            <w:tcMar>
-              <w:top w:type="dxa" w:w="50"/>
-              <w:left w:type="dxa" w:w="90"/>
-              <w:bottom w:type="dxa" w:w="50"/>
-              <w:right w:type="dxa" w:w="90"/>
-            </w:tcMar>
-            <w:vAlign w:val="center"/>
-          </w:tcPr>
-          <w:p>
-            <w:pPr>
-              <w:spacing w:after="0" w:before="0"/>
-              <w:jc w:val="center"/>
-            </w:pPr>
-            <w:r>
-              <w:rPr>
-                <w:rFonts w:ascii="Times New Roman" w:cs="Times New Roman" w:eastAsia="Times New Roman" w:hAnsi="Times New Roman"/>
-                <w:sz w:val="20"/>
-                <w:szCs w:val="20"/>
-              </w:rPr>
-              <w:t xml:space="preserve">27</w:t>
-            </w:r>
-          </w:p>
-        </w:tc>
-        <w:tc>
-          <w:tcPr>
-            <w:tcW w:type="dxa" w:w="708"/>
-            <w:tcMar>
-              <w:top w:type="dxa" w:w="50"/>
-              <w:left w:type="dxa" w:w="90"/>
-              <w:bottom w:type="dxa" w:w="50"/>
-              <w:right w:type="dxa" w:w="90"/>
-            </w:tcMar>
-            <w:vAlign w:val="center"/>
-          </w:tcPr>
-          <w:p>
-            <w:pPr>
-              <w:spacing w:after="0" w:before="0"/>
-              <w:jc w:val="center"/>
-            </w:pPr>
-            <w:r>
-              <w:rPr>
-                <w:rFonts w:ascii="Times New Roman" w:cs="Times New Roman" w:eastAsia="Times New Roman" w:hAnsi="Times New Roman"/>
-                <w:sz w:val="20"/>
-                <w:szCs w:val="20"/>
-              </w:rPr>
-              <w:t xml:space="preserve">28</w:t>
-            </w:r>
-          </w:p>
-        </w:tc>
-        <w:tc>
-          <w:tcPr>
-            <w:tcW w:type="dxa" w:w="708"/>
-            <w:tcMar>
-              <w:top w:type="dxa" w:w="50"/>
-              <w:left w:type="dxa" w:w="90"/>
-              <w:bottom w:type="dxa" w:w="50"/>
-              <w:right w:type="dxa" w:w="90"/>
-            </w:tcMar>
-            <w:vAlign w:val="center"/>
-          </w:tcPr>
-          <w:p>
-            <w:pPr>
-              <w:spacing w:after="0" w:before="0"/>
-              <w:jc w:val="center"/>
-            </w:pPr>
-            <w:r>
-              <w:rPr>
-                <w:rFonts w:ascii="Times New Roman" w:cs="Times New Roman" w:eastAsia="Times New Roman" w:hAnsi="Times New Roman"/>
-                <w:sz w:val="20"/>
-                <w:szCs w:val="20"/>
-              </w:rPr>
-              <w:t xml:space="preserve">27</w:t>
-            </w:r>
-          </w:p>
-        </w:tc>
-      </w:tr>
-      <w:tr>
-        <w:tc>
-          <w:tcPr>
-            <w:tcW w:type="dxa" w:w="1966"/>
-            <w:tcMar>
-              <w:top w:type="dxa" w:w="50"/>
-              <w:left w:type="dxa" w:w="90"/>
-              <w:bottom w:type="dxa" w:w="50"/>
-              <w:right w:type="dxa" w:w="90"/>
-            </w:tcMar>
-            <w:vAlign w:val="center"/>
-          </w:tcPr>
-          <w:p>
-            <w:pPr>
-              <w:spacing w:after="0" w:before="0"/>
-            </w:pPr>
-            <w:r>
-              <w:rPr>
-                <w:rFonts w:ascii="Times New Roman" w:cs="Times New Roman" w:eastAsia="Times New Roman" w:hAnsi="Times New Roman"/>
-                <w:b/>
-                <w:bCs/>
-                <w:sz w:val="20"/>
-                <w:szCs w:val="20"/>
-              </w:rPr>
-              <w:t xml:space="preserve">Rainfall (mm)</w:t>
-            </w:r>
-          </w:p>
-        </w:tc>
-        <w:tc>
-          <w:tcPr>
-            <w:tcW w:type="dxa" w:w="708"/>
-            <w:tcMar>
-              <w:top w:type="dxa" w:w="50"/>
-              <w:left w:type="dxa" w:w="90"/>
-              <w:bottom w:type="dxa" w:w="50"/>
-              <w:right w:type="dxa" w:w="90"/>
-            </w:tcMar>
-            <w:vAlign w:val="center"/>
-          </w:tcPr>
-          <w:p>
-            <w:pPr>
-              <w:spacing w:after="0" w:before="0"/>
-              <w:jc w:val="center"/>
-            </w:pPr>
-            <w:r>
-              <w:rPr>
-                <w:rFonts w:ascii="Times New Roman" w:cs="Times New Roman" w:eastAsia="Times New Roman" w:hAnsi="Times New Roman"/>
-                <w:sz w:val="20"/>
-                <w:szCs w:val="20"/>
-              </w:rPr>
-              <w:t xml:space="preserve">0</w:t>
-            </w:r>
-          </w:p>
-        </w:tc>
-        <w:tc>
-          <w:tcPr>
-            <w:tcW w:type="dxa" w:w="708"/>
-            <w:tcMar>
-              <w:top w:type="dxa" w:w="50"/>
-              <w:left w:type="dxa" w:w="90"/>
-              <w:bottom w:type="dxa" w:w="50"/>
-              <w:right w:type="dxa" w:w="90"/>
-            </w:tcMar>
-            <w:vAlign w:val="center"/>
-          </w:tcPr>
-          <w:p>
-            <w:pPr>
-              <w:spacing w:after="0" w:before="0"/>
-              <w:jc w:val="center"/>
-            </w:pPr>
-            <w:r>
-              <w:rPr>
-                <w:rFonts w:ascii="Times New Roman" w:cs="Times New Roman" w:eastAsia="Times New Roman" w:hAnsi="Times New Roman"/>
-                <w:sz w:val="20"/>
-                <w:szCs w:val="20"/>
-              </w:rPr>
-              <w:t xml:space="preserve">0</w:t>
-            </w:r>
-          </w:p>
-        </w:tc>
-        <w:tc>
-          <w:tcPr>
-            <w:tcW w:type="dxa" w:w="708"/>
-            <w:tcMar>
-              <w:top w:type="dxa" w:w="50"/>
-              <w:left w:type="dxa" w:w="90"/>
-              <w:bottom w:type="dxa" w:w="50"/>
-              <w:right w:type="dxa" w:w="90"/>
-            </w:tcMar>
-            <w:vAlign w:val="center"/>
-          </w:tcPr>
-          <w:p>
-            <w:pPr>
-              <w:spacing w:after="0" w:before="0"/>
-              <w:jc w:val="center"/>
-            </w:pPr>
-            <w:r>
-              <w:rPr>
-                <w:rFonts w:ascii="Times New Roman" w:cs="Times New Roman" w:eastAsia="Times New Roman" w:hAnsi="Times New Roman"/>
-                <w:sz w:val="20"/>
-                <w:szCs w:val="20"/>
-              </w:rPr>
-              <w:t xml:space="preserve">3</w:t>
-            </w:r>
-          </w:p>
-        </w:tc>
-        <w:tc>
-          <w:tcPr>
-            <w:tcW w:type="dxa" w:w="708"/>
-            <w:tcMar>
-              <w:top w:type="dxa" w:w="50"/>
-              <w:left w:type="dxa" w:w="90"/>
-              <w:bottom w:type="dxa" w:w="50"/>
-              <w:right w:type="dxa" w:w="90"/>
-            </w:tcMar>
-            <w:vAlign w:val="center"/>
-          </w:tcPr>
-          <w:p>
-            <w:pPr>
-              <w:spacing w:after="0" w:before="0"/>
-              <w:jc w:val="center"/>
-            </w:pPr>
-            <w:r>
-              <w:rPr>
-                <w:rFonts w:ascii="Times New Roman" w:cs="Times New Roman" w:eastAsia="Times New Roman" w:hAnsi="Times New Roman"/>
-                <w:sz w:val="20"/>
-                <w:szCs w:val="20"/>
-              </w:rPr>
-              <w:t xml:space="preserve">26</w:t>
-            </w:r>
-          </w:p>
-        </w:tc>
-        <w:tc>
-          <w:tcPr>
-            <w:tcW w:type="dxa" w:w="708"/>
-            <w:tcMar>
-              <w:top w:type="dxa" w:w="50"/>
-              <w:left w:type="dxa" w:w="90"/>
-              <w:bottom w:type="dxa" w:w="50"/>
-              <w:right w:type="dxa" w:w="90"/>
-            </w:tcMar>
-            <w:vAlign w:val="center"/>
-          </w:tcPr>
-          <w:p>
-            <w:pPr>
-              <w:spacing w:after="0" w:before="0"/>
-              <w:jc w:val="center"/>
-            </w:pPr>
-            <w:r>
-              <w:rPr>
-                <w:rFonts w:ascii="Times New Roman" w:cs="Times New Roman" w:eastAsia="Times New Roman" w:hAnsi="Times New Roman"/>
-                <w:sz w:val="20"/>
-                <w:szCs w:val="20"/>
-              </w:rPr>
-              <w:t xml:space="preserve">115</w:t>
-            </w:r>
-          </w:p>
-        </w:tc>
-        <w:tc>
-          <w:tcPr>
-            <w:tcW w:type="dxa" w:w="708"/>
-            <w:tcMar>
-              <w:top w:type="dxa" w:w="50"/>
-              <w:left w:type="dxa" w:w="90"/>
-              <w:bottom w:type="dxa" w:w="50"/>
-              <w:right w:type="dxa" w:w="90"/>
-            </w:tcMar>
-            <w:vAlign w:val="center"/>
-          </w:tcPr>
-          <w:p>
-            <w:pPr>
-              <w:spacing w:after="0" w:before="0"/>
-              <w:jc w:val="center"/>
-            </w:pPr>
-            <w:r>
-              <w:rPr>
-                <w:rFonts w:ascii="Times New Roman" w:cs="Times New Roman" w:eastAsia="Times New Roman" w:hAnsi="Times New Roman"/>
-                <w:sz w:val="20"/>
-                <w:szCs w:val="20"/>
-              </w:rPr>
-              <w:t xml:space="preserve">150</w:t>
-            </w:r>
-          </w:p>
-        </w:tc>
-        <w:tc>
-          <w:tcPr>
-            <w:tcW w:type="dxa" w:w="708"/>
-            <w:tcMar>
-              <w:top w:type="dxa" w:w="50"/>
-              <w:left w:type="dxa" w:w="90"/>
-              <w:bottom w:type="dxa" w:w="50"/>
-              <w:right w:type="dxa" w:w="90"/>
-            </w:tcMar>
-            <w:vAlign w:val="center"/>
-          </w:tcPr>
-          <w:p>
-            <w:pPr>
-              <w:spacing w:after="0" w:before="0"/>
-              <w:jc w:val="center"/>
-            </w:pPr>
-            <w:r>
-              <w:rPr>
-                <w:rFonts w:ascii="Times New Roman" w:cs="Times New Roman" w:eastAsia="Times New Roman" w:hAnsi="Times New Roman"/>
-                <w:sz w:val="20"/>
-                <w:szCs w:val="20"/>
-              </w:rPr>
-              <w:t xml:space="preserve">178</w:t>
-            </w:r>
-          </w:p>
-        </w:tc>
-        <w:tc>
-          <w:tcPr>
-            <w:tcW w:type="dxa" w:w="708"/>
-            <w:tcMar>
-              <w:top w:type="dxa" w:w="50"/>
-              <w:left w:type="dxa" w:w="90"/>
-              <w:bottom w:type="dxa" w:w="50"/>
-              <w:right w:type="dxa" w:w="90"/>
-            </w:tcMar>
-            <w:vAlign w:val="center"/>
-          </w:tcPr>
-          <w:p>
-            <w:pPr>
-              <w:spacing w:after="0" w:before="0"/>
-              <w:jc w:val="center"/>
-            </w:pPr>
-            <w:r>
-              <w:rPr>
-                <w:rFonts w:ascii="Times New Roman" w:cs="Times New Roman" w:eastAsia="Times New Roman" w:hAnsi="Times New Roman"/>
-                <w:sz w:val="20"/>
-                <w:szCs w:val="20"/>
-              </w:rPr>
-              <w:t xml:space="preserve">220</w:t>
-            </w:r>
-          </w:p>
-        </w:tc>
-        <w:tc>
-          <w:tcPr>
-            <w:tcW w:type="dxa" w:w="708"/>
-            <w:tcMar>
-              <w:top w:type="dxa" w:w="50"/>
-              <w:left w:type="dxa" w:w="90"/>
-              <w:bottom w:type="dxa" w:w="50"/>
-              <w:right w:type="dxa" w:w="90"/>
-            </w:tcMar>
-            <w:vAlign w:val="center"/>
-          </w:tcPr>
-          <w:p>
-            <w:pPr>
-              <w:spacing w:after="0" w:before="0"/>
-              <w:jc w:val="center"/>
-            </w:pPr>
-            <w:r>
-              <w:rPr>
-                <w:rFonts w:ascii="Times New Roman" w:cs="Times New Roman" w:eastAsia="Times New Roman" w:hAnsi="Times New Roman"/>
-                <w:sz w:val="20"/>
-                <w:szCs w:val="20"/>
-              </w:rPr>
-              <w:t xml:space="preserve">190</w:t>
-            </w:r>
-          </w:p>
-        </w:tc>
-        <w:tc>
-          <w:tcPr>
-            <w:tcW w:type="dxa" w:w="708"/>
-            <w:tcMar>
-              <w:top w:type="dxa" w:w="50"/>
-              <w:left w:type="dxa" w:w="90"/>
-              <w:bottom w:type="dxa" w:w="50"/>
-              <w:right w:type="dxa" w:w="90"/>
-            </w:tcMar>
-            <w:vAlign w:val="center"/>
-          </w:tcPr>
-          <w:p>
-            <w:pPr>
-              <w:spacing w:after="0" w:before="0"/>
-              <w:jc w:val="center"/>
-            </w:pPr>
-            <w:r>
-              <w:rPr>
-                <w:rFonts w:ascii="Times New Roman" w:cs="Times New Roman" w:eastAsia="Times New Roman" w:hAnsi="Times New Roman"/>
-                <w:sz w:val="20"/>
-                <w:szCs w:val="20"/>
-              </w:rPr>
-              <w:t xml:space="preserve">55</w:t>
-            </w:r>
-          </w:p>
-        </w:tc>
-        <w:tc>
-          <w:tcPr>
-            <w:tcW w:type="dxa" w:w="708"/>
-            <w:tcMar>
-              <w:top w:type="dxa" w:w="50"/>
-              <w:left w:type="dxa" w:w="90"/>
-              <w:bottom w:type="dxa" w:w="50"/>
-              <w:right w:type="dxa" w:w="90"/>
-            </w:tcMar>
-            <w:vAlign w:val="center"/>
-          </w:tcPr>
-          <w:p>
-            <w:pPr>
-              <w:spacing w:after="0" w:before="0"/>
-              <w:jc w:val="center"/>
-            </w:pPr>
-            <w:r>
-              <w:rPr>
-                <w:rFonts w:ascii="Times New Roman" w:cs="Times New Roman" w:eastAsia="Times New Roman" w:hAnsi="Times New Roman"/>
-                <w:sz w:val="20"/>
-                <w:szCs w:val="20"/>
-              </w:rPr>
-              <w:t xml:space="preserve">2</w:t>
-            </w:r>
-          </w:p>
-        </w:tc>
-        <w:tc>
-          <w:tcPr>
-            <w:tcW w:type="dxa" w:w="708"/>
-            <w:tcMar>
-              <w:top w:type="dxa" w:w="50"/>
-              <w:left w:type="dxa" w:w="90"/>
-              <w:bottom w:type="dxa" w:w="50"/>
-              <w:right w:type="dxa" w:w="90"/>
-            </w:tcMar>
-            <w:vAlign w:val="center"/>
-          </w:tcPr>
-          <w:p>
-            <w:pPr>
-              <w:spacing w:after="0" w:before="0"/>
-              <w:jc w:val="center"/>
-            </w:pPr>
-            <w:r>
-              <w:rPr>
-                <w:rFonts w:ascii="Times New Roman" w:cs="Times New Roman" w:eastAsia="Times New Roman" w:hAnsi="Times New Roman"/>
-                <w:sz w:val="20"/>
-                <w:szCs w:val="20"/>
-              </w:rPr>
-              <w:t xml:space="preserve">0</w:t>
+              <w:t xml:space="preserve"> </w:t>
             </w:r>
           </w:p>
         </w:tc>
@@ -2072,49 +1337,9 @@
     </w:tbl>
     <w:p>
       <w:pPr>
-        <w:spacing w:after="80" w:before="40"/>
+        <w:spacing w:after="40" w:before="160"/>
         <w:jc w:val="center"/>
       </w:pPr>
-      <w:r>
-        <w:rPr>
-          <w:rFonts w:ascii="Times New Roman" w:cs="Times New Roman" w:eastAsia="Times New Roman" w:hAnsi="Times New Roman"/>
-          <w:b/>
-          <w:bCs/>
-          <w:i/>
-          <w:iCs/>
-          <w:sz w:val="20"/>
-          <w:szCs w:val="20"/>
-        </w:rPr>
-        <w:t xml:space="preserve">Table 1:</w:t>
-      </w:r>
-      <w:r>
-        <w:rPr>
-          <w:rFonts w:ascii="Times New Roman" w:cs="Times New Roman" w:eastAsia="Times New Roman" w:hAnsi="Times New Roman"/>
-          <w:i/>
-          <w:iCs/>
-          <w:sz w:val="20"/>
-          <w:szCs w:val="20"/>
-        </w:rPr>
-        <w:t xml:space="preserve"> Climate data of station X</w:t>
-      </w:r>
-    </w:p>
-    <w:p>
-      <w:pPr>
-        <w:tabs>
-          <w:tab w:val="left" w:pos="1000"/>
-          <w:tab w:val="left" w:pos="1500"/>
-        </w:tabs>
-        <w:spacing w:after="70" w:line="300"/>
-        <w:ind w:left="1500" w:hanging="1100"/>
-      </w:pPr>
-      <w:r>
-        <w:rPr>
-          <w:rFonts w:ascii="Times New Roman" w:cs="Times New Roman" w:eastAsia="Times New Roman" w:hAnsi="Times New Roman"/>
-          <w:sz w:val="24"/>
-          <w:szCs w:val="24"/>
-        </w:rPr>
-        <w:t xml:space="preserve">(a)	(i)	Calculate the annual range of temperature of station X. </w:t>
-      </w:r>
       <w:r>
         <w:rPr>
           <w:rFonts w:ascii="Times New Roman" w:cs="Times New Roman" w:eastAsia="Times New Roman" w:hAnsi="Times New Roman"/>
@@ -2123,26 +1348,87 @@
           <w:sz w:val="24"/>
           <w:szCs w:val="24"/>
         </w:rPr>
-        <w:t xml:space="preserve">(1 mark)</w:t>
+        <w:t xml:space="preserve">FIRST SEQUENCE EVALUATION – SCHOOL YEAR 2026-2027</w:t>
       </w:r>
     </w:p>
     <w:p>
       <w:pPr>
-        <w:tabs>
-          <w:tab w:val="left" w:pos="1000"/>
-          <w:tab w:val="left" w:pos="1500"/>
-        </w:tabs>
-        <w:spacing w:after="70" w:line="300"/>
-        <w:ind w:left="1500" w:hanging="1100"/>
+        <w:spacing w:after="80" w:before="0"/>
+        <w:jc w:val="center"/>
       </w:pPr>
       <w:r>
         <w:rPr>
           <w:rFonts w:ascii="Times New Roman" w:cs="Times New Roman" w:eastAsia="Times New Roman" w:hAnsi="Times New Roman"/>
-          <w:sz w:val="24"/>
-          <w:szCs w:val="24"/>
+          <w:b/>
+          <w:bCs/>
+          <w:sz w:val="26"/>
+          <w:szCs w:val="26"/>
         </w:rPr>
-        <w:t xml:space="preserve">	(ii)	Calculate the total annual rainfall of station X. </w:t>
+        <w:t xml:space="preserve">GEOGRAPHY DEPARTMENT</w:t>
       </w:r>
+    </w:p>
+    <w:p>
+      <w:pPr>
+        <w:spacing w:after="20" w:before="0"/>
+        <w:jc w:val="center"/>
+      </w:pPr>
+      <w:r>
+        <w:rPr>
+          <w:rFonts w:ascii="Times New Roman" w:cs="Times New Roman" w:eastAsia="Times New Roman" w:hAnsi="Times New Roman"/>
+          <w:b/>
+          <w:bCs/>
+          <w:sz w:val="22"/>
+          <w:szCs w:val="22"/>
+        </w:rPr>
+        <w:t xml:space="preserve">INSTRUCTIONS TO CANDIDATES</w:t>
+      </w:r>
+    </w:p>
+    <w:p>
+      <w:pPr>
+        <w:spacing w:after="20" w:before="0"/>
+        <w:jc w:val="center"/>
+      </w:pPr>
+      <w:r>
+        <w:rPr>
+          <w:rFonts w:ascii="Times New Roman" w:cs="Times New Roman" w:eastAsia="Times New Roman" w:hAnsi="Times New Roman"/>
+          <w:i/>
+          <w:iCs/>
+          <w:sz w:val="22"/>
+          <w:szCs w:val="22"/>
+        </w:rPr>
+        <w:t xml:space="preserve">Answer ALL questions on this question paper.</w:t>
+      </w:r>
+    </w:p>
+    <w:p>
+      <w:pPr>
+        <w:spacing w:after="20" w:before="0"/>
+        <w:jc w:val="center"/>
+      </w:pPr>
+      <w:r>
+        <w:rPr>
+          <w:rFonts w:ascii="Times New Roman" w:cs="Times New Roman" w:eastAsia="Times New Roman" w:hAnsi="Times New Roman"/>
+          <w:i/>
+          <w:iCs/>
+          <w:sz w:val="22"/>
+          <w:szCs w:val="22"/>
+        </w:rPr>
+        <w:t xml:space="preserve">In Section I, mark an (X) on the letter of the correct answer.</w:t>
+      </w:r>
+    </w:p>
+    <w:p>
+      <w:pPr>
+        <w:pBdr>
+          <w:bottom w:val="single" w:color="000000" w:sz="6" w:space="4"/>
+        </w:pBdr>
+        <w:spacing w:after="120"/>
+      </w:pPr>
+    </w:p>
+    <w:p>
+      <w:pPr>
+        <w:keepNext/>
+        <w:spacing w:after="80" w:before="160"/>
+        <w:jc w:val="center"/>
+      </w:pPr>
       <w:r>
         <w:rPr>
           <w:rFonts w:ascii="Times New Roman" w:cs="Times New Roman" w:eastAsia="Times New Roman" w:hAnsi="Times New Roman"/>
@@ -2151,26 +1437,14 @@
           <w:sz w:val="24"/>
           <w:szCs w:val="24"/>
         </w:rPr>
-        <w:t xml:space="preserve">(1 mark)</w:t>
+        <w:t xml:space="preserve">PART ONE: VERIFICATION OF RESOURCES (9 marks)</w:t>
       </w:r>
     </w:p>
     <w:p>
       <w:pPr>
-        <w:tabs>
-          <w:tab w:val="left" w:pos="1000"/>
-          <w:tab w:val="left" w:pos="1500"/>
-        </w:tabs>
-        <w:spacing w:after="70" w:line="300"/>
-        <w:ind w:left="1500" w:hanging="1100"/>
-      </w:pPr>
-      <w:r>
-        <w:rPr>
-          <w:rFonts w:ascii="Times New Roman" w:cs="Times New Roman" w:eastAsia="Times New Roman" w:hAnsi="Times New Roman"/>
-          <w:sz w:val="24"/>
-          <w:szCs w:val="24"/>
-        </w:rPr>
-        <w:t xml:space="preserve">	(iii)	Name the wettest month. </w:t>
-      </w:r>
+        <w:keepNext/>
+        <w:spacing w:after="80" w:before="160"/>
+      </w:pPr>
       <w:r>
         <w:rPr>
           <w:rFonts w:ascii="Times New Roman" w:cs="Times New Roman" w:eastAsia="Times New Roman" w:hAnsi="Times New Roman"/>
@@ -2179,26 +1453,946 @@
           <w:sz w:val="24"/>
           <w:szCs w:val="24"/>
         </w:rPr>
-        <w:t xml:space="preserve">(1 mark)</w:t>
+        <w:t xml:space="preserve">Section I: Multiple Choice Questions (10 × 0.5 = 5 marks)</w:t>
       </w:r>
     </w:p>
-    <w:p>
-      <w:pPr>
-        <w:tabs>
-          <w:tab w:val="left" w:pos="1000"/>
-          <w:tab w:val="left" w:pos="1500"/>
-        </w:tabs>
-        <w:spacing w:after="70" w:line="300"/>
-        <w:ind w:left="1000" w:hanging="600"/>
-      </w:pPr>
-      <w:r>
-        <w:rPr>
-          <w:rFonts w:ascii="Times New Roman" w:cs="Times New Roman" w:eastAsia="Times New Roman" w:hAnsi="Times New Roman"/>
-          <w:sz w:val="24"/>
-          <w:szCs w:val="24"/>
-        </w:rPr>
-        <w:t xml:space="preserve">(b)	Name the biome in which station X is located, and give </w:t>
-      </w:r>
+    <w:tbl>
+      <w:tblPr>
+        <w:tblW w:type="dxa" w:w="10466"/>
+        <w:tblBorders>
+          <w:top w:val="none" w:color="FFFFFF" w:sz="0"/>
+          <w:left w:val="none" w:color="FFFFFF" w:sz="0"/>
+          <w:bottom w:val="none" w:color="FFFFFF" w:sz="0"/>
+          <w:right w:val="none" w:color="FFFFFF" w:sz="0"/>
+          <w:insideH w:val="none" w:color="FFFFFF" w:sz="0"/>
+          <w:insideV w:val="none" w:color="FFFFFF" w:sz="0"/>
+        </w:tblBorders>
+      </w:tblPr>
+      <w:tblGrid>
+        <w:gridCol w:w="5233"/>
+        <w:gridCol w:w="5233"/>
+      </w:tblGrid>
+      <w:tr>
+        <w:trPr>
+          <w:cantSplit/>
+        </w:trPr>
+        <w:tc>
+          <w:tcPr>
+            <w:tcW w:type="dxa" w:w="5233"/>
+            <w:tcBorders>
+              <w:top w:val="none" w:color="FFFFFF" w:sz="0"/>
+              <w:left w:val="none" w:color="FFFFFF" w:sz="0"/>
+              <w:bottom w:val="none" w:color="FFFFFF" w:sz="0"/>
+              <w:right w:val="none" w:color="FFFFFF" w:sz="0"/>
+            </w:tcBorders>
+            <w:tcMar>
+              <w:top w:type="dxa" w:w="50"/>
+              <w:left w:type="dxa" w:w="90"/>
+              <w:bottom w:type="dxa" w:w="50"/>
+              <w:right w:type="dxa" w:w="90"/>
+            </w:tcMar>
+            <w:vAlign w:val="top"/>
+          </w:tcPr>
+          <w:p>
+            <w:pPr>
+              <w:spacing w:after="30" w:before="0"/>
+            </w:pPr>
+            <w:r>
+              <w:rPr>
+                <w:rFonts w:ascii="Times New Roman" w:cs="Times New Roman" w:eastAsia="Times New Roman" w:hAnsi="Times New Roman"/>
+                <w:b/>
+                <w:bCs/>
+                <w:sz w:val="22"/>
+                <w:szCs w:val="22"/>
+              </w:rPr>
+              <w:t xml:space="preserve">1. The Earth turns through 360° in 24 hours. One hour therefore corresponds to a difference of longitude of:</w:t>
+            </w:r>
+          </w:p>
+          <w:p>
+            <w:pPr>
+              <w:spacing w:after="0" w:before="0"/>
+              <w:ind w:left="360" w:hanging="0"/>
+            </w:pPr>
+            <w:r>
+              <w:rPr>
+                <w:rFonts w:ascii="Times New Roman" w:cs="Times New Roman" w:eastAsia="Times New Roman" w:hAnsi="Times New Roman"/>
+                <w:sz w:val="22"/>
+                <w:szCs w:val="22"/>
+              </w:rPr>
+              <w:t xml:space="preserve">A.  1°</w:t>
+            </w:r>
+          </w:p>
+          <w:p>
+            <w:pPr>
+              <w:spacing w:after="0" w:before="0"/>
+              <w:ind w:left="360" w:hanging="0"/>
+            </w:pPr>
+            <w:r>
+              <w:rPr>
+                <w:rFonts w:ascii="Times New Roman" w:cs="Times New Roman" w:eastAsia="Times New Roman" w:hAnsi="Times New Roman"/>
+                <w:sz w:val="22"/>
+                <w:szCs w:val="22"/>
+              </w:rPr>
+              <w:t xml:space="preserve">B.  4°</w:t>
+            </w:r>
+          </w:p>
+          <w:p>
+            <w:pPr>
+              <w:spacing w:after="0" w:before="0"/>
+              <w:ind w:left="360" w:hanging="0"/>
+            </w:pPr>
+            <w:r>
+              <w:rPr>
+                <w:rFonts w:ascii="Times New Roman" w:cs="Times New Roman" w:eastAsia="Times New Roman" w:hAnsi="Times New Roman"/>
+                <w:sz w:val="22"/>
+                <w:szCs w:val="22"/>
+              </w:rPr>
+              <w:t xml:space="preserve">C.  15°</w:t>
+            </w:r>
+          </w:p>
+          <w:p>
+            <w:pPr>
+              <w:spacing w:after="0" w:before="0"/>
+              <w:ind w:left="360" w:hanging="0"/>
+            </w:pPr>
+            <w:r>
+              <w:rPr>
+                <w:rFonts w:ascii="Times New Roman" w:cs="Times New Roman" w:eastAsia="Times New Roman" w:hAnsi="Times New Roman"/>
+                <w:sz w:val="22"/>
+                <w:szCs w:val="22"/>
+              </w:rPr>
+              <w:t xml:space="preserve">D.  30°</w:t>
+            </w:r>
+          </w:p>
+        </w:tc>
+        <w:tc>
+          <w:tcPr>
+            <w:tcW w:type="dxa" w:w="5233"/>
+            <w:tcBorders>
+              <w:top w:val="none" w:color="FFFFFF" w:sz="0"/>
+              <w:left w:val="none" w:color="FFFFFF" w:sz="0"/>
+              <w:bottom w:val="none" w:color="FFFFFF" w:sz="0"/>
+              <w:right w:val="none" w:color="FFFFFF" w:sz="0"/>
+            </w:tcBorders>
+            <w:tcMar>
+              <w:top w:type="dxa" w:w="50"/>
+              <w:left w:type="dxa" w:w="90"/>
+              <w:bottom w:type="dxa" w:w="50"/>
+              <w:right w:type="dxa" w:w="90"/>
+            </w:tcMar>
+            <w:vAlign w:val="top"/>
+          </w:tcPr>
+          <w:p>
+            <w:pPr>
+              <w:spacing w:after="30" w:before="0"/>
+            </w:pPr>
+            <w:r>
+              <w:rPr>
+                <w:rFonts w:ascii="Times New Roman" w:cs="Times New Roman" w:eastAsia="Times New Roman" w:hAnsi="Times New Roman"/>
+                <w:b/>
+                <w:bCs/>
+                <w:sz w:val="22"/>
+                <w:szCs w:val="22"/>
+              </w:rPr>
+              <w:t xml:space="preserve">6. The point on the surface directly above the focus of an earthquake is the:</w:t>
+            </w:r>
+          </w:p>
+          <w:p>
+            <w:pPr>
+              <w:spacing w:after="0" w:before="0"/>
+              <w:ind w:left="360" w:hanging="0"/>
+            </w:pPr>
+            <w:r>
+              <w:rPr>
+                <w:rFonts w:ascii="Times New Roman" w:cs="Times New Roman" w:eastAsia="Times New Roman" w:hAnsi="Times New Roman"/>
+                <w:sz w:val="22"/>
+                <w:szCs w:val="22"/>
+              </w:rPr>
+              <w:t xml:space="preserve">A.  Seismograph</w:t>
+            </w:r>
+          </w:p>
+          <w:p>
+            <w:pPr>
+              <w:spacing w:after="0" w:before="0"/>
+              <w:ind w:left="360" w:hanging="0"/>
+            </w:pPr>
+            <w:r>
+              <w:rPr>
+                <w:rFonts w:ascii="Times New Roman" w:cs="Times New Roman" w:eastAsia="Times New Roman" w:hAnsi="Times New Roman"/>
+                <w:sz w:val="22"/>
+                <w:szCs w:val="22"/>
+              </w:rPr>
+              <w:t xml:space="preserve">B.  Epicentre</w:t>
+            </w:r>
+          </w:p>
+          <w:p>
+            <w:pPr>
+              <w:spacing w:after="0" w:before="0"/>
+              <w:ind w:left="360" w:hanging="0"/>
+            </w:pPr>
+            <w:r>
+              <w:rPr>
+                <w:rFonts w:ascii="Times New Roman" w:cs="Times New Roman" w:eastAsia="Times New Roman" w:hAnsi="Times New Roman"/>
+                <w:sz w:val="22"/>
+                <w:szCs w:val="22"/>
+              </w:rPr>
+              <w:t xml:space="preserve">C.  Crater</w:t>
+            </w:r>
+          </w:p>
+          <w:p>
+            <w:pPr>
+              <w:spacing w:after="0" w:before="0"/>
+              <w:ind w:left="360" w:hanging="0"/>
+            </w:pPr>
+            <w:r>
+              <w:rPr>
+                <w:rFonts w:ascii="Times New Roman" w:cs="Times New Roman" w:eastAsia="Times New Roman" w:hAnsi="Times New Roman"/>
+                <w:sz w:val="22"/>
+                <w:szCs w:val="22"/>
+              </w:rPr>
+              <w:t xml:space="preserve">D.  Fault</w:t>
+            </w:r>
+          </w:p>
+        </w:tc>
+      </w:tr>
+      <w:tr>
+        <w:trPr>
+          <w:cantSplit/>
+        </w:trPr>
+        <w:tc>
+          <w:tcPr>
+            <w:tcW w:type="dxa" w:w="5233"/>
+            <w:tcBorders>
+              <w:top w:val="none" w:color="FFFFFF" w:sz="0"/>
+              <w:left w:val="none" w:color="FFFFFF" w:sz="0"/>
+              <w:bottom w:val="none" w:color="FFFFFF" w:sz="0"/>
+              <w:right w:val="none" w:color="FFFFFF" w:sz="0"/>
+            </w:tcBorders>
+            <w:tcMar>
+              <w:top w:type="dxa" w:w="50"/>
+              <w:left w:type="dxa" w:w="90"/>
+              <w:bottom w:type="dxa" w:w="50"/>
+              <w:right w:type="dxa" w:w="90"/>
+            </w:tcMar>
+            <w:vAlign w:val="top"/>
+          </w:tcPr>
+          <w:p>
+            <w:pPr>
+              <w:spacing w:after="30" w:before="0"/>
+            </w:pPr>
+            <w:r>
+              <w:rPr>
+                <w:rFonts w:ascii="Times New Roman" w:cs="Times New Roman" w:eastAsia="Times New Roman" w:hAnsi="Times New Roman"/>
+                <w:b/>
+                <w:bCs/>
+                <w:sz w:val="22"/>
+                <w:szCs w:val="22"/>
+              </w:rPr>
+              <w:t xml:space="preserve">2. The layer of the Earth made of liquid iron and nickel is the:</w:t>
+            </w:r>
+          </w:p>
+          <w:p>
+            <w:pPr>
+              <w:spacing w:after="0" w:before="0"/>
+              <w:ind w:left="360" w:hanging="0"/>
+            </w:pPr>
+            <w:r>
+              <w:rPr>
+                <w:rFonts w:ascii="Times New Roman" w:cs="Times New Roman" w:eastAsia="Times New Roman" w:hAnsi="Times New Roman"/>
+                <w:sz w:val="22"/>
+                <w:szCs w:val="22"/>
+              </w:rPr>
+              <w:t xml:space="preserve">A.  Crust</w:t>
+            </w:r>
+          </w:p>
+          <w:p>
+            <w:pPr>
+              <w:spacing w:after="0" w:before="0"/>
+              <w:ind w:left="360" w:hanging="0"/>
+            </w:pPr>
+            <w:r>
+              <w:rPr>
+                <w:rFonts w:ascii="Times New Roman" w:cs="Times New Roman" w:eastAsia="Times New Roman" w:hAnsi="Times New Roman"/>
+                <w:sz w:val="22"/>
+                <w:szCs w:val="22"/>
+              </w:rPr>
+              <w:t xml:space="preserve">B.  Mantle</w:t>
+            </w:r>
+          </w:p>
+          <w:p>
+            <w:pPr>
+              <w:spacing w:after="0" w:before="0"/>
+              <w:ind w:left="360" w:hanging="0"/>
+            </w:pPr>
+            <w:r>
+              <w:rPr>
+                <w:rFonts w:ascii="Times New Roman" w:cs="Times New Roman" w:eastAsia="Times New Roman" w:hAnsi="Times New Roman"/>
+                <w:sz w:val="22"/>
+                <w:szCs w:val="22"/>
+              </w:rPr>
+              <w:t xml:space="preserve">C.  Outer core</w:t>
+            </w:r>
+          </w:p>
+          <w:p>
+            <w:pPr>
+              <w:spacing w:after="0" w:before="0"/>
+              <w:ind w:left="360" w:hanging="0"/>
+            </w:pPr>
+            <w:r>
+              <w:rPr>
+                <w:rFonts w:ascii="Times New Roman" w:cs="Times New Roman" w:eastAsia="Times New Roman" w:hAnsi="Times New Roman"/>
+                <w:sz w:val="22"/>
+                <w:szCs w:val="22"/>
+              </w:rPr>
+              <w:t xml:space="preserve">D.  Inner core</w:t>
+            </w:r>
+          </w:p>
+        </w:tc>
+        <w:tc>
+          <w:tcPr>
+            <w:tcW w:type="dxa" w:w="5233"/>
+            <w:tcBorders>
+              <w:top w:val="none" w:color="FFFFFF" w:sz="0"/>
+              <w:left w:val="none" w:color="FFFFFF" w:sz="0"/>
+              <w:bottom w:val="none" w:color="FFFFFF" w:sz="0"/>
+              <w:right w:val="none" w:color="FFFFFF" w:sz="0"/>
+            </w:tcBorders>
+            <w:tcMar>
+              <w:top w:type="dxa" w:w="50"/>
+              <w:left w:type="dxa" w:w="90"/>
+              <w:bottom w:type="dxa" w:w="50"/>
+              <w:right w:type="dxa" w:w="90"/>
+            </w:tcMar>
+            <w:vAlign w:val="top"/>
+          </w:tcPr>
+          <w:p>
+            <w:pPr>
+              <w:spacing w:after="30" w:before="0"/>
+            </w:pPr>
+            <w:r>
+              <w:rPr>
+                <w:rFonts w:ascii="Times New Roman" w:cs="Times New Roman" w:eastAsia="Times New Roman" w:hAnsi="Times New Roman"/>
+                <w:b/>
+                <w:bCs/>
+                <w:sz w:val="22"/>
+                <w:szCs w:val="22"/>
+              </w:rPr>
+              <w:t xml:space="preserve">7. The breaking of rocks by water that freezes in their cracks is called:</w:t>
+            </w:r>
+          </w:p>
+          <w:p>
+            <w:pPr>
+              <w:spacing w:after="0" w:before="0"/>
+              <w:ind w:left="360" w:hanging="0"/>
+            </w:pPr>
+            <w:r>
+              <w:rPr>
+                <w:rFonts w:ascii="Times New Roman" w:cs="Times New Roman" w:eastAsia="Times New Roman" w:hAnsi="Times New Roman"/>
+                <w:sz w:val="22"/>
+                <w:szCs w:val="22"/>
+              </w:rPr>
+              <w:t xml:space="preserve">A.  Frost shattering</w:t>
+            </w:r>
+          </w:p>
+          <w:p>
+            <w:pPr>
+              <w:spacing w:after="0" w:before="0"/>
+              <w:ind w:left="360" w:hanging="0"/>
+            </w:pPr>
+            <w:r>
+              <w:rPr>
+                <w:rFonts w:ascii="Times New Roman" w:cs="Times New Roman" w:eastAsia="Times New Roman" w:hAnsi="Times New Roman"/>
+                <w:sz w:val="22"/>
+                <w:szCs w:val="22"/>
+              </w:rPr>
+              <w:t xml:space="preserve">B.  Carbonation</w:t>
+            </w:r>
+          </w:p>
+          <w:p>
+            <w:pPr>
+              <w:spacing w:after="0" w:before="0"/>
+              <w:ind w:left="360" w:hanging="0"/>
+            </w:pPr>
+            <w:r>
+              <w:rPr>
+                <w:rFonts w:ascii="Times New Roman" w:cs="Times New Roman" w:eastAsia="Times New Roman" w:hAnsi="Times New Roman"/>
+                <w:sz w:val="22"/>
+                <w:szCs w:val="22"/>
+              </w:rPr>
+              <w:t xml:space="preserve">C.  Oxidation</w:t>
+            </w:r>
+          </w:p>
+          <w:p>
+            <w:pPr>
+              <w:spacing w:after="0" w:before="0"/>
+              <w:ind w:left="360" w:hanging="0"/>
+            </w:pPr>
+            <w:r>
+              <w:rPr>
+                <w:rFonts w:ascii="Times New Roman" w:cs="Times New Roman" w:eastAsia="Times New Roman" w:hAnsi="Times New Roman"/>
+                <w:sz w:val="22"/>
+                <w:szCs w:val="22"/>
+              </w:rPr>
+              <w:t xml:space="preserve">D.  Hydrolysis</w:t>
+            </w:r>
+          </w:p>
+        </w:tc>
+      </w:tr>
+      <w:tr>
+        <w:trPr>
+          <w:cantSplit/>
+        </w:trPr>
+        <w:tc>
+          <w:tcPr>
+            <w:tcW w:type="dxa" w:w="5233"/>
+            <w:tcBorders>
+              <w:top w:val="none" w:color="FFFFFF" w:sz="0"/>
+              <w:left w:val="none" w:color="FFFFFF" w:sz="0"/>
+              <w:bottom w:val="none" w:color="FFFFFF" w:sz="0"/>
+              <w:right w:val="none" w:color="FFFFFF" w:sz="0"/>
+            </w:tcBorders>
+            <w:tcMar>
+              <w:top w:type="dxa" w:w="50"/>
+              <w:left w:type="dxa" w:w="90"/>
+              <w:bottom w:type="dxa" w:w="50"/>
+              <w:right w:type="dxa" w:w="90"/>
+            </w:tcMar>
+            <w:vAlign w:val="top"/>
+          </w:tcPr>
+          <w:p>
+            <w:pPr>
+              <w:spacing w:after="30" w:before="0"/>
+            </w:pPr>
+            <w:r>
+              <w:rPr>
+                <w:rFonts w:ascii="Times New Roman" w:cs="Times New Roman" w:eastAsia="Times New Roman" w:hAnsi="Times New Roman"/>
+                <w:b/>
+                <w:bCs/>
+                <w:sz w:val="22"/>
+                <w:szCs w:val="22"/>
+              </w:rPr>
+              <w:t xml:space="preserve">3. Which of the following is an igneous rock?</w:t>
+            </w:r>
+          </w:p>
+          <w:p>
+            <w:pPr>
+              <w:spacing w:after="0" w:before="0"/>
+              <w:ind w:left="360" w:hanging="0"/>
+            </w:pPr>
+            <w:r>
+              <w:rPr>
+                <w:rFonts w:ascii="Times New Roman" w:cs="Times New Roman" w:eastAsia="Times New Roman" w:hAnsi="Times New Roman"/>
+                <w:sz w:val="22"/>
+                <w:szCs w:val="22"/>
+              </w:rPr>
+              <w:t xml:space="preserve">A.  Sandstone</w:t>
+            </w:r>
+          </w:p>
+          <w:p>
+            <w:pPr>
+              <w:spacing w:after="0" w:before="0"/>
+              <w:ind w:left="360" w:hanging="0"/>
+            </w:pPr>
+            <w:r>
+              <w:rPr>
+                <w:rFonts w:ascii="Times New Roman" w:cs="Times New Roman" w:eastAsia="Times New Roman" w:hAnsi="Times New Roman"/>
+                <w:sz w:val="22"/>
+                <w:szCs w:val="22"/>
+              </w:rPr>
+              <w:t xml:space="preserve">B.  Marble</w:t>
+            </w:r>
+          </w:p>
+          <w:p>
+            <w:pPr>
+              <w:spacing w:after="0" w:before="0"/>
+              <w:ind w:left="360" w:hanging="0"/>
+            </w:pPr>
+            <w:r>
+              <w:rPr>
+                <w:rFonts w:ascii="Times New Roman" w:cs="Times New Roman" w:eastAsia="Times New Roman" w:hAnsi="Times New Roman"/>
+                <w:sz w:val="22"/>
+                <w:szCs w:val="22"/>
+              </w:rPr>
+              <w:t xml:space="preserve">C.  Limestone</w:t>
+            </w:r>
+          </w:p>
+          <w:p>
+            <w:pPr>
+              <w:spacing w:after="0" w:before="0"/>
+              <w:ind w:left="360" w:hanging="0"/>
+            </w:pPr>
+            <w:r>
+              <w:rPr>
+                <w:rFonts w:ascii="Times New Roman" w:cs="Times New Roman" w:eastAsia="Times New Roman" w:hAnsi="Times New Roman"/>
+                <w:sz w:val="22"/>
+                <w:szCs w:val="22"/>
+              </w:rPr>
+              <w:t xml:space="preserve">D.  Granite</w:t>
+            </w:r>
+          </w:p>
+        </w:tc>
+        <w:tc>
+          <w:tcPr>
+            <w:tcW w:type="dxa" w:w="5233"/>
+            <w:tcBorders>
+              <w:top w:val="none" w:color="FFFFFF" w:sz="0"/>
+              <w:left w:val="none" w:color="FFFFFF" w:sz="0"/>
+              <w:bottom w:val="none" w:color="FFFFFF" w:sz="0"/>
+              <w:right w:val="none" w:color="FFFFFF" w:sz="0"/>
+            </w:tcBorders>
+            <w:tcMar>
+              <w:top w:type="dxa" w:w="50"/>
+              <w:left w:type="dxa" w:w="90"/>
+              <w:bottom w:type="dxa" w:w="50"/>
+              <w:right w:type="dxa" w:w="90"/>
+            </w:tcMar>
+            <w:vAlign w:val="top"/>
+          </w:tcPr>
+          <w:p>
+            <w:pPr>
+              <w:spacing w:after="30" w:before="0"/>
+            </w:pPr>
+            <w:r>
+              <w:rPr>
+                <w:rFonts w:ascii="Times New Roman" w:cs="Times New Roman" w:eastAsia="Times New Roman" w:hAnsi="Times New Roman"/>
+                <w:b/>
+                <w:bCs/>
+                <w:sz w:val="22"/>
+                <w:szCs w:val="22"/>
+              </w:rPr>
+              <w:t xml:space="preserve">8. Meanders are mainly found in the … of a river.</w:t>
+            </w:r>
+          </w:p>
+          <w:p>
+            <w:pPr>
+              <w:spacing w:after="0" w:before="0"/>
+              <w:ind w:left="360" w:hanging="0"/>
+            </w:pPr>
+            <w:r>
+              <w:rPr>
+                <w:rFonts w:ascii="Times New Roman" w:cs="Times New Roman" w:eastAsia="Times New Roman" w:hAnsi="Times New Roman"/>
+                <w:sz w:val="22"/>
+                <w:szCs w:val="22"/>
+              </w:rPr>
+              <w:t xml:space="preserve">A.  Upper course</w:t>
+            </w:r>
+          </w:p>
+          <w:p>
+            <w:pPr>
+              <w:spacing w:after="0" w:before="0"/>
+              <w:ind w:left="360" w:hanging="0"/>
+            </w:pPr>
+            <w:r>
+              <w:rPr>
+                <w:rFonts w:ascii="Times New Roman" w:cs="Times New Roman" w:eastAsia="Times New Roman" w:hAnsi="Times New Roman"/>
+                <w:sz w:val="22"/>
+                <w:szCs w:val="22"/>
+              </w:rPr>
+              <w:t xml:space="preserve">B.  Middle course</w:t>
+            </w:r>
+          </w:p>
+          <w:p>
+            <w:pPr>
+              <w:spacing w:after="0" w:before="0"/>
+              <w:ind w:left="360" w:hanging="0"/>
+            </w:pPr>
+            <w:r>
+              <w:rPr>
+                <w:rFonts w:ascii="Times New Roman" w:cs="Times New Roman" w:eastAsia="Times New Roman" w:hAnsi="Times New Roman"/>
+                <w:sz w:val="22"/>
+                <w:szCs w:val="22"/>
+              </w:rPr>
+              <w:t xml:space="preserve">C.  Source</w:t>
+            </w:r>
+          </w:p>
+          <w:p>
+            <w:pPr>
+              <w:spacing w:after="0" w:before="0"/>
+              <w:ind w:left="360" w:hanging="0"/>
+            </w:pPr>
+            <w:r>
+              <w:rPr>
+                <w:rFonts w:ascii="Times New Roman" w:cs="Times New Roman" w:eastAsia="Times New Roman" w:hAnsi="Times New Roman"/>
+                <w:sz w:val="22"/>
+                <w:szCs w:val="22"/>
+              </w:rPr>
+              <w:t xml:space="preserve">D.  Waterfall</w:t>
+            </w:r>
+          </w:p>
+        </w:tc>
+      </w:tr>
+      <w:tr>
+        <w:trPr>
+          <w:cantSplit/>
+        </w:trPr>
+        <w:tc>
+          <w:tcPr>
+            <w:tcW w:type="dxa" w:w="5233"/>
+            <w:tcBorders>
+              <w:top w:val="none" w:color="FFFFFF" w:sz="0"/>
+              <w:left w:val="none" w:color="FFFFFF" w:sz="0"/>
+              <w:bottom w:val="none" w:color="FFFFFF" w:sz="0"/>
+              <w:right w:val="none" w:color="FFFFFF" w:sz="0"/>
+            </w:tcBorders>
+            <w:tcMar>
+              <w:top w:type="dxa" w:w="50"/>
+              <w:left w:type="dxa" w:w="90"/>
+              <w:bottom w:type="dxa" w:w="50"/>
+              <w:right w:type="dxa" w:w="90"/>
+            </w:tcMar>
+            <w:vAlign w:val="top"/>
+          </w:tcPr>
+          <w:p>
+            <w:pPr>
+              <w:spacing w:after="30" w:before="0"/>
+            </w:pPr>
+            <w:r>
+              <w:rPr>
+                <w:rFonts w:ascii="Times New Roman" w:cs="Times New Roman" w:eastAsia="Times New Roman" w:hAnsi="Times New Roman"/>
+                <w:b/>
+                <w:bCs/>
+                <w:sz w:val="22"/>
+                <w:szCs w:val="22"/>
+              </w:rPr>
+              <w:t xml:space="preserve">4. According to Wegener, all the continents were once joined in a single super-continent called:</w:t>
+            </w:r>
+          </w:p>
+          <w:p>
+            <w:pPr>
+              <w:spacing w:after="0" w:before="0"/>
+              <w:ind w:left="360" w:hanging="0"/>
+            </w:pPr>
+            <w:r>
+              <w:rPr>
+                <w:rFonts w:ascii="Times New Roman" w:cs="Times New Roman" w:eastAsia="Times New Roman" w:hAnsi="Times New Roman"/>
+                <w:sz w:val="22"/>
+                <w:szCs w:val="22"/>
+              </w:rPr>
+              <w:t xml:space="preserve">A.  Gondwanaland</w:t>
+            </w:r>
+          </w:p>
+          <w:p>
+            <w:pPr>
+              <w:spacing w:after="0" w:before="0"/>
+              <w:ind w:left="360" w:hanging="0"/>
+            </w:pPr>
+            <w:r>
+              <w:rPr>
+                <w:rFonts w:ascii="Times New Roman" w:cs="Times New Roman" w:eastAsia="Times New Roman" w:hAnsi="Times New Roman"/>
+                <w:sz w:val="22"/>
+                <w:szCs w:val="22"/>
+              </w:rPr>
+              <w:t xml:space="preserve">B.  Laurasia</w:t>
+            </w:r>
+          </w:p>
+          <w:p>
+            <w:pPr>
+              <w:spacing w:after="0" w:before="0"/>
+              <w:ind w:left="360" w:hanging="0"/>
+            </w:pPr>
+            <w:r>
+              <w:rPr>
+                <w:rFonts w:ascii="Times New Roman" w:cs="Times New Roman" w:eastAsia="Times New Roman" w:hAnsi="Times New Roman"/>
+                <w:sz w:val="22"/>
+                <w:szCs w:val="22"/>
+              </w:rPr>
+              <w:t xml:space="preserve">C.  Pangaea</w:t>
+            </w:r>
+          </w:p>
+          <w:p>
+            <w:pPr>
+              <w:spacing w:after="0" w:before="0"/>
+              <w:ind w:left="360" w:hanging="0"/>
+            </w:pPr>
+            <w:r>
+              <w:rPr>
+                <w:rFonts w:ascii="Times New Roman" w:cs="Times New Roman" w:eastAsia="Times New Roman" w:hAnsi="Times New Roman"/>
+                <w:sz w:val="22"/>
+                <w:szCs w:val="22"/>
+              </w:rPr>
+              <w:t xml:space="preserve">D.  Panthalassa</w:t>
+            </w:r>
+          </w:p>
+        </w:tc>
+        <w:tc>
+          <w:tcPr>
+            <w:tcW w:type="dxa" w:w="5233"/>
+            <w:tcBorders>
+              <w:top w:val="none" w:color="FFFFFF" w:sz="0"/>
+              <w:left w:val="none" w:color="FFFFFF" w:sz="0"/>
+              <w:bottom w:val="none" w:color="FFFFFF" w:sz="0"/>
+              <w:right w:val="none" w:color="FFFFFF" w:sz="0"/>
+            </w:tcBorders>
+            <w:tcMar>
+              <w:top w:type="dxa" w:w="50"/>
+              <w:left w:type="dxa" w:w="90"/>
+              <w:bottom w:type="dxa" w:w="50"/>
+              <w:right w:type="dxa" w:w="90"/>
+            </w:tcMar>
+            <w:vAlign w:val="top"/>
+          </w:tcPr>
+          <w:p>
+            <w:pPr>
+              <w:spacing w:after="30" w:before="0"/>
+            </w:pPr>
+            <w:r>
+              <w:rPr>
+                <w:rFonts w:ascii="Times New Roman" w:cs="Times New Roman" w:eastAsia="Times New Roman" w:hAnsi="Times New Roman"/>
+                <w:b/>
+                <w:bCs/>
+                <w:sz w:val="22"/>
+                <w:szCs w:val="22"/>
+              </w:rPr>
+              <w:t xml:space="preserve">9. A long strip of sand joined to the land at one end is called a:</w:t>
+            </w:r>
+          </w:p>
+          <w:p>
+            <w:pPr>
+              <w:spacing w:after="0" w:before="0"/>
+              <w:ind w:left="360" w:hanging="0"/>
+            </w:pPr>
+            <w:r>
+              <w:rPr>
+                <w:rFonts w:ascii="Times New Roman" w:cs="Times New Roman" w:eastAsia="Times New Roman" w:hAnsi="Times New Roman"/>
+                <w:sz w:val="22"/>
+                <w:szCs w:val="22"/>
+              </w:rPr>
+              <w:t xml:space="preserve">A.  Stack</w:t>
+            </w:r>
+          </w:p>
+          <w:p>
+            <w:pPr>
+              <w:spacing w:after="0" w:before="0"/>
+              <w:ind w:left="360" w:hanging="0"/>
+            </w:pPr>
+            <w:r>
+              <w:rPr>
+                <w:rFonts w:ascii="Times New Roman" w:cs="Times New Roman" w:eastAsia="Times New Roman" w:hAnsi="Times New Roman"/>
+                <w:sz w:val="22"/>
+                <w:szCs w:val="22"/>
+              </w:rPr>
+              <w:t xml:space="preserve">B.  Cave</w:t>
+            </w:r>
+          </w:p>
+          <w:p>
+            <w:pPr>
+              <w:spacing w:after="0" w:before="0"/>
+              <w:ind w:left="360" w:hanging="0"/>
+            </w:pPr>
+            <w:r>
+              <w:rPr>
+                <w:rFonts w:ascii="Times New Roman" w:cs="Times New Roman" w:eastAsia="Times New Roman" w:hAnsi="Times New Roman"/>
+                <w:sz w:val="22"/>
+                <w:szCs w:val="22"/>
+              </w:rPr>
+              <w:t xml:space="preserve">C.  Spit</w:t>
+            </w:r>
+          </w:p>
+          <w:p>
+            <w:pPr>
+              <w:spacing w:after="0" w:before="0"/>
+              <w:ind w:left="360" w:hanging="0"/>
+            </w:pPr>
+            <w:r>
+              <w:rPr>
+                <w:rFonts w:ascii="Times New Roman" w:cs="Times New Roman" w:eastAsia="Times New Roman" w:hAnsi="Times New Roman"/>
+                <w:sz w:val="22"/>
+                <w:szCs w:val="22"/>
+              </w:rPr>
+              <w:t xml:space="preserve">D.  Cliff</w:t>
+            </w:r>
+          </w:p>
+        </w:tc>
+      </w:tr>
+      <w:tr>
+        <w:trPr>
+          <w:cantSplit/>
+        </w:trPr>
+        <w:tc>
+          <w:tcPr>
+            <w:tcW w:type="dxa" w:w="5233"/>
+            <w:tcBorders>
+              <w:top w:val="none" w:color="FFFFFF" w:sz="0"/>
+              <w:left w:val="none" w:color="FFFFFF" w:sz="0"/>
+              <w:bottom w:val="none" w:color="FFFFFF" w:sz="0"/>
+              <w:right w:val="none" w:color="FFFFFF" w:sz="0"/>
+            </w:tcBorders>
+            <w:tcMar>
+              <w:top w:type="dxa" w:w="50"/>
+              <w:left w:type="dxa" w:w="90"/>
+              <w:bottom w:type="dxa" w:w="50"/>
+              <w:right w:type="dxa" w:w="90"/>
+            </w:tcMar>
+            <w:vAlign w:val="top"/>
+          </w:tcPr>
+          <w:p>
+            <w:pPr>
+              <w:spacing w:after="30" w:before="0"/>
+            </w:pPr>
+            <w:r>
+              <w:rPr>
+                <w:rFonts w:ascii="Times New Roman" w:cs="Times New Roman" w:eastAsia="Times New Roman" w:hAnsi="Times New Roman"/>
+                <w:b/>
+                <w:bCs/>
+                <w:sz w:val="22"/>
+                <w:szCs w:val="22"/>
+              </w:rPr>
+              <w:t xml:space="preserve">5. At a constructive (divergent) plate margin:</w:t>
+            </w:r>
+          </w:p>
+          <w:p>
+            <w:pPr>
+              <w:spacing w:after="0" w:before="0"/>
+              <w:ind w:left="360" w:hanging="0"/>
+            </w:pPr>
+            <w:r>
+              <w:rPr>
+                <w:rFonts w:ascii="Times New Roman" w:cs="Times New Roman" w:eastAsia="Times New Roman" w:hAnsi="Times New Roman"/>
+                <w:sz w:val="22"/>
+                <w:szCs w:val="22"/>
+              </w:rPr>
+              <w:t xml:space="preserve">A.  Plates move apart</w:t>
+            </w:r>
+          </w:p>
+          <w:p>
+            <w:pPr>
+              <w:spacing w:after="0" w:before="0"/>
+              <w:ind w:left="360" w:hanging="0"/>
+            </w:pPr>
+            <w:r>
+              <w:rPr>
+                <w:rFonts w:ascii="Times New Roman" w:cs="Times New Roman" w:eastAsia="Times New Roman" w:hAnsi="Times New Roman"/>
+                <w:sz w:val="22"/>
+                <w:szCs w:val="22"/>
+              </w:rPr>
+              <w:t xml:space="preserve">B.  Plates move together</w:t>
+            </w:r>
+          </w:p>
+          <w:p>
+            <w:pPr>
+              <w:spacing w:after="0" w:before="0"/>
+              <w:ind w:left="360" w:hanging="0"/>
+            </w:pPr>
+            <w:r>
+              <w:rPr>
+                <w:rFonts w:ascii="Times New Roman" w:cs="Times New Roman" w:eastAsia="Times New Roman" w:hAnsi="Times New Roman"/>
+                <w:sz w:val="22"/>
+                <w:szCs w:val="22"/>
+              </w:rPr>
+              <w:t xml:space="preserve">C.  Plates slide past each other</w:t>
+            </w:r>
+          </w:p>
+          <w:p>
+            <w:pPr>
+              <w:spacing w:after="0" w:before="0"/>
+              <w:ind w:left="360" w:hanging="0"/>
+            </w:pPr>
+            <w:r>
+              <w:rPr>
+                <w:rFonts w:ascii="Times New Roman" w:cs="Times New Roman" w:eastAsia="Times New Roman" w:hAnsi="Times New Roman"/>
+                <w:sz w:val="22"/>
+                <w:szCs w:val="22"/>
+              </w:rPr>
+              <w:t xml:space="preserve">D.  Plates stop moving</w:t>
+            </w:r>
+          </w:p>
+        </w:tc>
+        <w:tc>
+          <w:tcPr>
+            <w:tcW w:type="dxa" w:w="5233"/>
+            <w:tcBorders>
+              <w:top w:val="none" w:color="FFFFFF" w:sz="0"/>
+              <w:left w:val="none" w:color="FFFFFF" w:sz="0"/>
+              <w:bottom w:val="none" w:color="FFFFFF" w:sz="0"/>
+              <w:right w:val="none" w:color="FFFFFF" w:sz="0"/>
+            </w:tcBorders>
+            <w:tcMar>
+              <w:top w:type="dxa" w:w="50"/>
+              <w:left w:type="dxa" w:w="90"/>
+              <w:bottom w:type="dxa" w:w="50"/>
+              <w:right w:type="dxa" w:w="90"/>
+            </w:tcMar>
+            <w:vAlign w:val="top"/>
+          </w:tcPr>
+          <w:p>
+            <w:pPr>
+              <w:spacing w:after="30" w:before="0"/>
+            </w:pPr>
+            <w:r>
+              <w:rPr>
+                <w:rFonts w:ascii="Times New Roman" w:cs="Times New Roman" w:eastAsia="Times New Roman" w:hAnsi="Times New Roman"/>
+                <w:b/>
+                <w:bCs/>
+                <w:sz w:val="22"/>
+                <w:szCs w:val="22"/>
+              </w:rPr>
+              <w:t xml:space="preserve">10. Weather occurs in the … layer of the atmosphere.</w:t>
+            </w:r>
+          </w:p>
+          <w:p>
+            <w:pPr>
+              <w:spacing w:after="0" w:before="0"/>
+              <w:ind w:left="360" w:hanging="0"/>
+            </w:pPr>
+            <w:r>
+              <w:rPr>
+                <w:rFonts w:ascii="Times New Roman" w:cs="Times New Roman" w:eastAsia="Times New Roman" w:hAnsi="Times New Roman"/>
+                <w:sz w:val="22"/>
+                <w:szCs w:val="22"/>
+              </w:rPr>
+              <w:t xml:space="preserve">A.  Troposphere</w:t>
+            </w:r>
+          </w:p>
+          <w:p>
+            <w:pPr>
+              <w:spacing w:after="0" w:before="0"/>
+              <w:ind w:left="360" w:hanging="0"/>
+            </w:pPr>
+            <w:r>
+              <w:rPr>
+                <w:rFonts w:ascii="Times New Roman" w:cs="Times New Roman" w:eastAsia="Times New Roman" w:hAnsi="Times New Roman"/>
+                <w:sz w:val="22"/>
+                <w:szCs w:val="22"/>
+              </w:rPr>
+              <w:t xml:space="preserve">B.  Stratosphere</w:t>
+            </w:r>
+          </w:p>
+          <w:p>
+            <w:pPr>
+              <w:spacing w:after="0" w:before="0"/>
+              <w:ind w:left="360" w:hanging="0"/>
+            </w:pPr>
+            <w:r>
+              <w:rPr>
+                <w:rFonts w:ascii="Times New Roman" w:cs="Times New Roman" w:eastAsia="Times New Roman" w:hAnsi="Times New Roman"/>
+                <w:sz w:val="22"/>
+                <w:szCs w:val="22"/>
+              </w:rPr>
+              <w:t xml:space="preserve">C.  Mesosphere</w:t>
+            </w:r>
+          </w:p>
+          <w:p>
+            <w:pPr>
+              <w:spacing w:after="0" w:before="0"/>
+              <w:ind w:left="360" w:hanging="0"/>
+            </w:pPr>
+            <w:r>
+              <w:rPr>
+                <w:rFonts w:ascii="Times New Roman" w:cs="Times New Roman" w:eastAsia="Times New Roman" w:hAnsi="Times New Roman"/>
+                <w:sz w:val="22"/>
+                <w:szCs w:val="22"/>
+              </w:rPr>
+              <w:t xml:space="preserve">D.  Thermosphere</w:t>
+            </w:r>
+          </w:p>
+        </w:tc>
+      </w:tr>
+    </w:tbl>
+    <w:p>
+      <w:pPr>
+        <w:keepNext/>
+        <w:spacing w:after="80" w:before="160"/>
+      </w:pPr>
       <w:r>
         <w:rPr>
           <w:rFonts w:ascii="Times New Roman" w:cs="Times New Roman" w:eastAsia="Times New Roman" w:hAnsi="Times New Roman"/>
@@ -2207,16 +2401,66 @@
           <w:sz w:val="24"/>
           <w:szCs w:val="24"/>
         </w:rPr>
-        <w:t xml:space="preserve">two</w:t>
+        <w:t xml:space="preserve">Section II: Structural Questions (4 marks)</w:t>
       </w:r>
+    </w:p>
+    <w:p>
+      <w:pPr>
+        <w:spacing w:after="40" w:before="60"/>
+        <w:jc w:val="center"/>
+      </w:pPr>
       <w:r>
         <w:rPr>
           <w:rFonts w:ascii="Times New Roman" w:cs="Times New Roman" w:eastAsia="Times New Roman" w:hAnsi="Times New Roman"/>
+          <w:i/>
+          <w:iCs/>
           <w:sz w:val="24"/>
           <w:szCs w:val="24"/>
         </w:rPr>
-        <w:t xml:space="preserve"> reasons for your answer. </w:t>
+        <w:t xml:space="preserve">(To be set by Mr TABIT Blaise (Human Geography))</w:t>
       </w:r>
+    </w:p>
+    <w:p>
+      <w:pPr>
+        <w:spacing w:after="0"/>
+      </w:pPr>
+    </w:p>
+    <w:p>
+      <w:pPr>
+        <w:spacing w:after="0"/>
+      </w:pPr>
+    </w:p>
+    <w:p>
+      <w:pPr>
+        <w:spacing w:after="0"/>
+      </w:pPr>
+    </w:p>
+    <w:p>
+      <w:pPr>
+        <w:spacing w:after="0"/>
+      </w:pPr>
+    </w:p>
+    <w:p>
+      <w:pPr>
+        <w:spacing w:after="0"/>
+      </w:pPr>
+    </w:p>
+    <w:p>
+      <w:pPr>
+        <w:spacing w:after="0"/>
+      </w:pPr>
+    </w:p>
+    <w:p>
+      <w:pPr>
+        <w:spacing w:after="0"/>
+      </w:pPr>
+    </w:p>
+    <w:p>
+      <w:pPr>
+        <w:keepNext/>
+        <w:spacing w:after="80" w:before="160"/>
+        <w:jc w:val="center"/>
+      </w:pPr>
       <w:r>
         <w:rPr>
           <w:rFonts w:ascii="Times New Roman" w:cs="Times New Roman" w:eastAsia="Times New Roman" w:hAnsi="Times New Roman"/>
@@ -2225,26 +2469,70 @@
           <w:sz w:val="24"/>
           <w:szCs w:val="24"/>
         </w:rPr>
-        <w:t xml:space="preserve">(3 marks)</w:t>
+        <w:t xml:space="preserve">PART TWO: VERIFICATION OF COMPETENCES (9 marks)</w:t>
       </w:r>
     </w:p>
     <w:p>
       <w:pPr>
-        <w:tabs>
-          <w:tab w:val="left" w:pos="1000"/>
-          <w:tab w:val="left" w:pos="1500"/>
-        </w:tabs>
-        <w:spacing w:after="70" w:line="300"/>
-        <w:ind w:left="1000" w:hanging="600"/>
+        <w:spacing w:after="40" w:before="60"/>
+        <w:jc w:val="center"/>
       </w:pPr>
       <w:r>
         <w:rPr>
           <w:rFonts w:ascii="Times New Roman" w:cs="Times New Roman" w:eastAsia="Times New Roman" w:hAnsi="Times New Roman"/>
+          <w:i/>
+          <w:iCs/>
           <w:sz w:val="24"/>
           <w:szCs w:val="24"/>
         </w:rPr>
-        <w:t xml:space="preserve">(c)	Describe </w:t>
+        <w:t xml:space="preserve">(To be set by Mr TABIT Blaise (Human Geography))</w:t>
       </w:r>
+    </w:p>
+    <w:p>
+      <w:pPr>
+        <w:spacing w:after="0"/>
+      </w:pPr>
+    </w:p>
+    <w:p>
+      <w:pPr>
+        <w:spacing w:after="0"/>
+      </w:pPr>
+    </w:p>
+    <w:p>
+      <w:pPr>
+        <w:spacing w:after="0"/>
+      </w:pPr>
+    </w:p>
+    <w:p>
+      <w:pPr>
+        <w:spacing w:after="0"/>
+      </w:pPr>
+    </w:p>
+    <w:p>
+      <w:pPr>
+        <w:spacing w:after="0"/>
+      </w:pPr>
+    </w:p>
+    <w:p>
+      <w:pPr>
+        <w:spacing w:after="0"/>
+      </w:pPr>
+    </w:p>
+    <w:p>
+      <w:pPr>
+        <w:spacing w:after="0"/>
+      </w:pPr>
+    </w:p>
+    <w:p>
+      <w:pPr>
+        <w:spacing w:after="0"/>
+      </w:pPr>
+    </w:p>
+    <w:p>
+      <w:pPr>
+        <w:spacing w:after="60" w:before="160"/>
+        <w:jc w:val="right"/>
+      </w:pPr>
       <w:r>
         <w:rPr>
           <w:rFonts w:ascii="Times New Roman" w:cs="Times New Roman" w:eastAsia="Times New Roman" w:hAnsi="Times New Roman"/>
@@ -2253,225 +2541,8 @@
           <w:sz w:val="24"/>
           <w:szCs w:val="24"/>
         </w:rPr>
-        <w:t xml:space="preserve">two</w:t>
+        <w:t xml:space="preserve">Presentation: 2 marks</w:t>
       </w:r>
-      <w:r>
-        <w:rPr>
-          <w:rFonts w:ascii="Times New Roman" w:cs="Times New Roman" w:eastAsia="Times New Roman" w:hAnsi="Times New Roman"/>
-          <w:sz w:val="24"/>
-          <w:szCs w:val="24"/>
-        </w:rPr>
-        <w:t xml:space="preserve"> ways in which the natural vegetation of this biome is adapted to the long dry season. </w:t>
-      </w:r>
-      <w:r>
-        <w:rPr>
-          <w:rFonts w:ascii="Times New Roman" w:cs="Times New Roman" w:eastAsia="Times New Roman" w:hAnsi="Times New Roman"/>
-          <w:b/>
-          <w:bCs/>
-          <w:sz w:val="24"/>
-          <w:szCs w:val="24"/>
-        </w:rPr>
-        <w:t xml:space="preserve">(4 marks)</w:t>
-      </w:r>
-    </w:p>
-    <w:p>
-      <w:pPr>
-        <w:keepNext/>
-        <w:spacing w:after="80" w:before="160"/>
-      </w:pPr>
-      <w:r>
-        <w:rPr>
-          <w:rFonts w:ascii="Times New Roman" w:cs="Times New Roman" w:eastAsia="Times New Roman" w:hAnsi="Times New Roman"/>
-          <w:b/>
-          <w:bCs/>
-          <w:sz w:val="24"/>
-          <w:szCs w:val="24"/>
-        </w:rPr>
-        <w:t xml:space="preserve">QUESTION 2 (10 marks)</w:t>
-      </w:r>
-    </w:p>
-    <w:p>
-      <w:pPr>
-        <w:tabs>
-          <w:tab w:val="left" w:pos="1000"/>
-          <w:tab w:val="left" w:pos="1500"/>
-        </w:tabs>
-        <w:spacing w:after="70" w:line="300"/>
-        <w:ind w:left="1000" w:hanging="600"/>
-      </w:pPr>
-      <w:r>
-        <w:rPr>
-          <w:rFonts w:ascii="Times New Roman" w:cs="Times New Roman" w:eastAsia="Times New Roman" w:hAnsi="Times New Roman"/>
-          <w:sz w:val="24"/>
-          <w:szCs w:val="24"/>
-        </w:rPr>
-        <w:t xml:space="preserve">(a)	Define soil erosion. </w:t>
-      </w:r>
-      <w:r>
-        <w:rPr>
-          <w:rFonts w:ascii="Times New Roman" w:cs="Times New Roman" w:eastAsia="Times New Roman" w:hAnsi="Times New Roman"/>
-          <w:b/>
-          <w:bCs/>
-          <w:sz w:val="24"/>
-          <w:szCs w:val="24"/>
-        </w:rPr>
-        <w:t xml:space="preserve">(2 marks)</w:t>
-      </w:r>
-    </w:p>
-    <w:p>
-      <w:pPr>
-        <w:tabs>
-          <w:tab w:val="left" w:pos="1000"/>
-          <w:tab w:val="left" w:pos="1500"/>
-        </w:tabs>
-        <w:spacing w:after="70" w:line="300"/>
-        <w:ind w:left="1000" w:hanging="600"/>
-      </w:pPr>
-      <w:r>
-        <w:rPr>
-          <w:rFonts w:ascii="Times New Roman" w:cs="Times New Roman" w:eastAsia="Times New Roman" w:hAnsi="Times New Roman"/>
-          <w:sz w:val="24"/>
-          <w:szCs w:val="24"/>
-        </w:rPr>
-        <w:t xml:space="preserve">(b)	Explain </w:t>
-      </w:r>
-      <w:r>
-        <w:rPr>
-          <w:rFonts w:ascii="Times New Roman" w:cs="Times New Roman" w:eastAsia="Times New Roman" w:hAnsi="Times New Roman"/>
-          <w:b/>
-          <w:bCs/>
-          <w:sz w:val="24"/>
-          <w:szCs w:val="24"/>
-        </w:rPr>
-        <w:t xml:space="preserve">two</w:t>
-      </w:r>
-      <w:r>
-        <w:rPr>
-          <w:rFonts w:ascii="Times New Roman" w:cs="Times New Roman" w:eastAsia="Times New Roman" w:hAnsi="Times New Roman"/>
-          <w:sz w:val="24"/>
-          <w:szCs w:val="24"/>
-        </w:rPr>
-        <w:t xml:space="preserve"> human activities that cause soil erosion in Cameroon. </w:t>
-      </w:r>
-      <w:r>
-        <w:rPr>
-          <w:rFonts w:ascii="Times New Roman" w:cs="Times New Roman" w:eastAsia="Times New Roman" w:hAnsi="Times New Roman"/>
-          <w:b/>
-          <w:bCs/>
-          <w:sz w:val="24"/>
-          <w:szCs w:val="24"/>
-        </w:rPr>
-        <w:t xml:space="preserve">(4 marks)</w:t>
-      </w:r>
-    </w:p>
-    <w:p>
-      <w:pPr>
-        <w:tabs>
-          <w:tab w:val="left" w:pos="1000"/>
-          <w:tab w:val="left" w:pos="1500"/>
-        </w:tabs>
-        <w:spacing w:after="70" w:line="300"/>
-        <w:ind w:left="1000" w:hanging="600"/>
-      </w:pPr>
-      <w:r>
-        <w:rPr>
-          <w:rFonts w:ascii="Times New Roman" w:cs="Times New Roman" w:eastAsia="Times New Roman" w:hAnsi="Times New Roman"/>
-          <w:sz w:val="24"/>
-          <w:szCs w:val="24"/>
-        </w:rPr>
-        <w:t xml:space="preserve">(c)	Describe </w:t>
-      </w:r>
-      <w:r>
-        <w:rPr>
-          <w:rFonts w:ascii="Times New Roman" w:cs="Times New Roman" w:eastAsia="Times New Roman" w:hAnsi="Times New Roman"/>
-          <w:b/>
-          <w:bCs/>
-          <w:sz w:val="24"/>
-          <w:szCs w:val="24"/>
-        </w:rPr>
-        <w:t xml:space="preserve">two</w:t>
-      </w:r>
-      <w:r>
-        <w:rPr>
-          <w:rFonts w:ascii="Times New Roman" w:cs="Times New Roman" w:eastAsia="Times New Roman" w:hAnsi="Times New Roman"/>
-          <w:sz w:val="24"/>
-          <w:szCs w:val="24"/>
-        </w:rPr>
-        <w:t xml:space="preserve"> methods of soil conservation used by farmers in Cameroon. </w:t>
-      </w:r>
-      <w:r>
-        <w:rPr>
-          <w:rFonts w:ascii="Times New Roman" w:cs="Times New Roman" w:eastAsia="Times New Roman" w:hAnsi="Times New Roman"/>
-          <w:b/>
-          <w:bCs/>
-          <w:sz w:val="24"/>
-          <w:szCs w:val="24"/>
-        </w:rPr>
-        <w:t xml:space="preserve">(4 marks)</w:t>
-      </w:r>
-    </w:p>
-    <w:p>
-      <w:pPr>
-        <w:keepNext/>
-        <w:spacing w:after="80" w:before="160"/>
-        <w:jc w:val="center"/>
-      </w:pPr>
-      <w:r>
-        <w:rPr>
-          <w:rFonts w:ascii="Times New Roman" w:cs="Times New Roman" w:eastAsia="Times New Roman" w:hAnsi="Times New Roman"/>
-          <w:b/>
-          <w:bCs/>
-          <w:sz w:val="24"/>
-          <w:szCs w:val="24"/>
-        </w:rPr>
-        <w:t xml:space="preserve">SECTION B: HUMAN GEOGRAPHY (20 marks)</w:t>
-      </w:r>
-    </w:p>
-    <w:p>
-      <w:pPr>
-        <w:spacing w:after="40" w:before="0"/>
-        <w:jc w:val="center"/>
-      </w:pPr>
-      <w:r>
-        <w:rPr>
-          <w:rFonts w:ascii="Times New Roman" w:cs="Times New Roman" w:eastAsia="Times New Roman" w:hAnsi="Times New Roman"/>
-          <w:i/>
-          <w:iCs/>
-          <w:sz w:val="24"/>
-          <w:szCs w:val="24"/>
-        </w:rPr>
-        <w:t xml:space="preserve">(This section is set by Mr TABIT Blaise.)</w:t>
-      </w:r>
-    </w:p>
-    <w:p>
-      <w:pPr>
-        <w:spacing w:after="0"/>
-      </w:pPr>
-    </w:p>
-    <w:p>
-      <w:pPr>
-        <w:spacing w:after="0"/>
-      </w:pPr>
-    </w:p>
-    <w:p>
-      <w:pPr>
-        <w:spacing w:after="0"/>
-      </w:pPr>
-    </w:p>
-    <w:p>
-      <w:pPr>
-        <w:spacing w:after="0"/>
-      </w:pPr>
-    </w:p>
-    <w:p>
-      <w:pPr>
-        <w:spacing w:after="0"/>
-      </w:pPr>
-    </w:p>
-    <w:p>
-      <w:pPr>
-        <w:spacing w:after="0"/>
-      </w:pPr>
     </w:p>
     <w:p>
       <w:pPr>
